--- a/Supplementary_Table_S5.docx
+++ b/Supplementary_Table_S5.docx
@@ -263,7 +263,7 @@
                 <w:rFonts w:ascii="Calibri" w:hAnsi="Calibri"/>
                 <w:sz w:val="20"/>
               </w:rPr>
-              <w:t xml:space="default">-59.199</w:t>
+              <w:t xml:space="default">-87.047</w:t>
             </w:r>
           </w:p>
         </w:tc>
@@ -311,7 +311,7 @@
                 <w:rFonts w:ascii="Calibri" w:hAnsi="Calibri"/>
                 <w:sz w:val="20"/>
               </w:rPr>
-              <w:t xml:space="default">0.993</w:t>
+              <w:t xml:space="default">0.953</w:t>
             </w:r>
           </w:p>
         </w:tc>
@@ -364,79 +364,79 @@
                 <w:rFonts w:ascii="Calibri" w:hAnsi="Calibri"/>
                 <w:sz w:val="20"/>
               </w:rPr>
-              <w:t xml:space="default">M_hf</w:t>
-            </w:r>
-          </w:p>
-        </w:tc>
-        <w:tc>
-          <w:tcPr>
-            <w:tcBorders>
-              <w:top w:val="single" w:space="0" w:color="D3D3D3"/>
-              <w:bottom w:val="single" w:space="0" w:color="D3D3D3"/>
-              <w:start w:val="single" w:space="0" w:color="D3D3D3"/>
-              <w:end w:val="single" w:space="0" w:color="D3D3D3"/>
-            </w:tcBorders>
-          </w:tcPr>
-          <w:p>
-            <w:pPr>
-              <w:spacing w:before="0" w:after="60"/>
-              <w:keepNext/>
-              <w:jc w:val="end"/>
-            </w:pPr>
-            <w:r>
-              <w:rPr>
-                <w:rFonts w:ascii="Calibri" w:hAnsi="Calibri"/>
-                <w:sz w:val="20"/>
-              </w:rPr>
-              <w:t xml:space="default">-49.286</w:t>
-            </w:r>
-          </w:p>
-        </w:tc>
-        <w:tc>
-          <w:tcPr>
-            <w:tcBorders>
-              <w:top w:val="single" w:space="0" w:color="D3D3D3"/>
-              <w:bottom w:val="single" w:space="0" w:color="D3D3D3"/>
-              <w:start w:val="single" w:space="0" w:color="D3D3D3"/>
-              <w:end w:val="single" w:space="0" w:color="D3D3D3"/>
-            </w:tcBorders>
-          </w:tcPr>
-          <w:p>
-            <w:pPr>
-              <w:spacing w:before="0" w:after="60"/>
-              <w:keepNext/>
-              <w:jc w:val="end"/>
-            </w:pPr>
-            <w:r>
-              <w:rPr>
-                <w:rFonts w:ascii="Calibri" w:hAnsi="Calibri"/>
-                <w:sz w:val="20"/>
-              </w:rPr>
-              <w:t xml:space="default">9.913</w:t>
-            </w:r>
-          </w:p>
-        </w:tc>
-        <w:tc>
-          <w:tcPr>
-            <w:tcBorders>
-              <w:top w:val="single" w:space="0" w:color="D3D3D3"/>
-              <w:bottom w:val="single" w:space="0" w:color="D3D3D3"/>
-              <w:start w:val="single" w:space="0" w:color="D3D3D3"/>
-              <w:end w:val="single" w:space="0" w:color="D3D3D3"/>
-            </w:tcBorders>
-          </w:tcPr>
-          <w:p>
-            <w:pPr>
-              <w:spacing w:before="0" w:after="60"/>
-              <w:keepNext/>
-              <w:jc w:val="end"/>
-            </w:pPr>
-            <w:r>
-              <w:rPr>
-                <w:rFonts w:ascii="Calibri" w:hAnsi="Calibri"/>
-                <w:sz w:val="20"/>
-              </w:rPr>
-              <w:t xml:space="default">0.007</w:t>
+              <w:t xml:space="default">M_the</w:t>
+            </w:r>
+          </w:p>
+        </w:tc>
+        <w:tc>
+          <w:tcPr>
+            <w:tcBorders>
+              <w:top w:val="single" w:space="0" w:color="D3D3D3"/>
+              <w:bottom w:val="single" w:space="0" w:color="D3D3D3"/>
+              <w:start w:val="single" w:space="0" w:color="D3D3D3"/>
+              <w:end w:val="single" w:space="0" w:color="D3D3D3"/>
+            </w:tcBorders>
+          </w:tcPr>
+          <w:p>
+            <w:pPr>
+              <w:spacing w:before="0" w:after="60"/>
+              <w:keepNext/>
+              <w:jc w:val="end"/>
+            </w:pPr>
+            <w:r>
+              <w:rPr>
+                <w:rFonts w:ascii="Calibri" w:hAnsi="Calibri"/>
+                <w:sz w:val="20"/>
+              </w:rPr>
+              <w:t xml:space="default">-80.549</w:t>
+            </w:r>
+          </w:p>
+        </w:tc>
+        <w:tc>
+          <w:tcPr>
+            <w:tcBorders>
+              <w:top w:val="single" w:space="0" w:color="D3D3D3"/>
+              <w:bottom w:val="single" w:space="0" w:color="D3D3D3"/>
+              <w:start w:val="single" w:space="0" w:color="D3D3D3"/>
+              <w:end w:val="single" w:space="0" w:color="D3D3D3"/>
+            </w:tcBorders>
+          </w:tcPr>
+          <w:p>
+            <w:pPr>
+              <w:spacing w:before="0" w:after="60"/>
+              <w:keepNext/>
+              <w:jc w:val="end"/>
+            </w:pPr>
+            <w:r>
+              <w:rPr>
+                <w:rFonts w:ascii="Calibri" w:hAnsi="Calibri"/>
+                <w:sz w:val="20"/>
+              </w:rPr>
+              <w:t xml:space="default">6.497</w:t>
+            </w:r>
+          </w:p>
+        </w:tc>
+        <w:tc>
+          <w:tcPr>
+            <w:tcBorders>
+              <w:top w:val="single" w:space="0" w:color="D3D3D3"/>
+              <w:bottom w:val="single" w:space="0" w:color="D3D3D3"/>
+              <w:start w:val="single" w:space="0" w:color="D3D3D3"/>
+              <w:end w:val="single" w:space="0" w:color="D3D3D3"/>
+            </w:tcBorders>
+          </w:tcPr>
+          <w:p>
+            <w:pPr>
+              <w:spacing w:before="0" w:after="60"/>
+              <w:keepNext/>
+              <w:jc w:val="end"/>
+            </w:pPr>
+            <w:r>
+              <w:rPr>
+                <w:rFonts w:ascii="Calibri" w:hAnsi="Calibri"/>
+                <w:sz w:val="20"/>
+              </w:rPr>
+              <w:t xml:space="default">0.037</w:t>
             </w:r>
           </w:p>
         </w:tc>
@@ -489,79 +489,79 @@
                 <w:rFonts w:ascii="Calibri" w:hAnsi="Calibri"/>
                 <w:sz w:val="20"/>
               </w:rPr>
-              <w:t xml:space="default">M_temp</w:t>
-            </w:r>
-          </w:p>
-        </w:tc>
-        <w:tc>
-          <w:tcPr>
-            <w:tcBorders>
-              <w:top w:val="single" w:space="0" w:color="D3D3D3"/>
-              <w:bottom w:val="single" w:space="0" w:color="D3D3D3"/>
-              <w:start w:val="single" w:space="0" w:color="D3D3D3"/>
-              <w:end w:val="single" w:space="0" w:color="D3D3D3"/>
-            </w:tcBorders>
-          </w:tcPr>
-          <w:p>
-            <w:pPr>
-              <w:spacing w:before="0" w:after="60"/>
-              <w:keepNext/>
-              <w:jc w:val="end"/>
-            </w:pPr>
-            <w:r>
-              <w:rPr>
-                <w:rFonts w:ascii="Calibri" w:hAnsi="Calibri"/>
-                <w:sz w:val="20"/>
-              </w:rPr>
-              <w:t xml:space="default">-35.293</w:t>
-            </w:r>
-          </w:p>
-        </w:tc>
-        <w:tc>
-          <w:tcPr>
-            <w:tcBorders>
-              <w:top w:val="single" w:space="0" w:color="D3D3D3"/>
-              <w:bottom w:val="single" w:space="0" w:color="D3D3D3"/>
-              <w:start w:val="single" w:space="0" w:color="D3D3D3"/>
-              <w:end w:val="single" w:space="0" w:color="D3D3D3"/>
-            </w:tcBorders>
-          </w:tcPr>
-          <w:p>
-            <w:pPr>
-              <w:spacing w:before="0" w:after="60"/>
-              <w:keepNext/>
-              <w:jc w:val="end"/>
-            </w:pPr>
-            <w:r>
-              <w:rPr>
-                <w:rFonts w:ascii="Calibri" w:hAnsi="Calibri"/>
-                <w:sz w:val="20"/>
-              </w:rPr>
-              <w:t xml:space="default">23.905</w:t>
-            </w:r>
-          </w:p>
-        </w:tc>
-        <w:tc>
-          <w:tcPr>
-            <w:tcBorders>
-              <w:top w:val="single" w:space="0" w:color="D3D3D3"/>
-              <w:bottom w:val="single" w:space="0" w:color="D3D3D3"/>
-              <w:start w:val="single" w:space="0" w:color="D3D3D3"/>
-              <w:end w:val="single" w:space="0" w:color="D3D3D3"/>
-            </w:tcBorders>
-          </w:tcPr>
-          <w:p>
-            <w:pPr>
-              <w:spacing w:before="0" w:after="60"/>
-              <w:keepNext/>
-              <w:jc w:val="end"/>
-            </w:pPr>
-            <w:r>
-              <w:rPr>
-                <w:rFonts w:ascii="Calibri" w:hAnsi="Calibri"/>
-                <w:sz w:val="20"/>
-              </w:rPr>
-              <w:t xml:space="default">0.000</w:t>
+              <w:t xml:space="default">M_hf</w:t>
+            </w:r>
+          </w:p>
+        </w:tc>
+        <w:tc>
+          <w:tcPr>
+            <w:tcBorders>
+              <w:top w:val="single" w:space="0" w:color="D3D3D3"/>
+              <w:bottom w:val="single" w:space="0" w:color="D3D3D3"/>
+              <w:start w:val="single" w:space="0" w:color="D3D3D3"/>
+              <w:end w:val="single" w:space="0" w:color="D3D3D3"/>
+            </w:tcBorders>
+          </w:tcPr>
+          <w:p>
+            <w:pPr>
+              <w:spacing w:before="0" w:after="60"/>
+              <w:keepNext/>
+              <w:jc w:val="end"/>
+            </w:pPr>
+            <w:r>
+              <w:rPr>
+                <w:rFonts w:ascii="Calibri" w:hAnsi="Calibri"/>
+                <w:sz w:val="20"/>
+              </w:rPr>
+              <w:t xml:space="default">-77.879</w:t>
+            </w:r>
+          </w:p>
+        </w:tc>
+        <w:tc>
+          <w:tcPr>
+            <w:tcBorders>
+              <w:top w:val="single" w:space="0" w:color="D3D3D3"/>
+              <w:bottom w:val="single" w:space="0" w:color="D3D3D3"/>
+              <w:start w:val="single" w:space="0" w:color="D3D3D3"/>
+              <w:end w:val="single" w:space="0" w:color="D3D3D3"/>
+            </w:tcBorders>
+          </w:tcPr>
+          <w:p>
+            <w:pPr>
+              <w:spacing w:before="0" w:after="60"/>
+              <w:keepNext/>
+              <w:jc w:val="end"/>
+            </w:pPr>
+            <w:r>
+              <w:rPr>
+                <w:rFonts w:ascii="Calibri" w:hAnsi="Calibri"/>
+                <w:sz w:val="20"/>
+              </w:rPr>
+              <w:t xml:space="default">9.168</w:t>
+            </w:r>
+          </w:p>
+        </w:tc>
+        <w:tc>
+          <w:tcPr>
+            <w:tcBorders>
+              <w:top w:val="single" w:space="0" w:color="D3D3D3"/>
+              <w:bottom w:val="single" w:space="0" w:color="D3D3D3"/>
+              <w:start w:val="single" w:space="0" w:color="D3D3D3"/>
+              <w:end w:val="single" w:space="0" w:color="D3D3D3"/>
+            </w:tcBorders>
+          </w:tcPr>
+          <w:p>
+            <w:pPr>
+              <w:spacing w:before="0" w:after="60"/>
+              <w:keepNext/>
+              <w:jc w:val="end"/>
+            </w:pPr>
+            <w:r>
+              <w:rPr>
+                <w:rFonts w:ascii="Calibri" w:hAnsi="Calibri"/>
+                <w:sz w:val="20"/>
+              </w:rPr>
+              <w:t xml:space="default">0.010</w:t>
             </w:r>
           </w:p>
         </w:tc>
@@ -614,55 +614,55 @@
                 <w:rFonts w:ascii="Calibri" w:hAnsi="Calibri"/>
                 <w:sz w:val="20"/>
               </w:rPr>
-              <w:t xml:space="default">M_the</w:t>
-            </w:r>
-          </w:p>
-        </w:tc>
-        <w:tc>
-          <w:tcPr>
-            <w:tcBorders>
-              <w:top w:val="single" w:space="0" w:color="D3D3D3"/>
-              <w:bottom w:val="single" w:space="0" w:color="D3D3D3"/>
-              <w:start w:val="single" w:space="0" w:color="D3D3D3"/>
-              <w:end w:val="single" w:space="0" w:color="D3D3D3"/>
-            </w:tcBorders>
-          </w:tcPr>
-          <w:p>
-            <w:pPr>
-              <w:spacing w:before="0" w:after="60"/>
-              <w:keepNext/>
-              <w:jc w:val="end"/>
-            </w:pPr>
-            <w:r>
-              <w:rPr>
-                <w:rFonts w:ascii="Calibri" w:hAnsi="Calibri"/>
-                <w:sz w:val="20"/>
-              </w:rPr>
-              <w:t xml:space="default">-34.714</w:t>
-            </w:r>
-          </w:p>
-        </w:tc>
-        <w:tc>
-          <w:tcPr>
-            <w:tcBorders>
-              <w:top w:val="single" w:space="0" w:color="D3D3D3"/>
-              <w:bottom w:val="single" w:space="0" w:color="D3D3D3"/>
-              <w:start w:val="single" w:space="0" w:color="D3D3D3"/>
-              <w:end w:val="single" w:space="0" w:color="D3D3D3"/>
-            </w:tcBorders>
-          </w:tcPr>
-          <w:p>
-            <w:pPr>
-              <w:spacing w:before="0" w:after="60"/>
-              <w:keepNext/>
-              <w:jc w:val="end"/>
-            </w:pPr>
-            <w:r>
-              <w:rPr>
-                <w:rFonts w:ascii="Calibri" w:hAnsi="Calibri"/>
-                <w:sz w:val="20"/>
-              </w:rPr>
-              <w:t xml:space="default">24.485</w:t>
+              <w:t xml:space="default">M_temp</w:t>
+            </w:r>
+          </w:p>
+        </w:tc>
+        <w:tc>
+          <w:tcPr>
+            <w:tcBorders>
+              <w:top w:val="single" w:space="0" w:color="D3D3D3"/>
+              <w:bottom w:val="single" w:space="0" w:color="D3D3D3"/>
+              <w:start w:val="single" w:space="0" w:color="D3D3D3"/>
+              <w:end w:val="single" w:space="0" w:color="D3D3D3"/>
+            </w:tcBorders>
+          </w:tcPr>
+          <w:p>
+            <w:pPr>
+              <w:spacing w:before="0" w:after="60"/>
+              <w:keepNext/>
+              <w:jc w:val="end"/>
+            </w:pPr>
+            <w:r>
+              <w:rPr>
+                <w:rFonts w:ascii="Calibri" w:hAnsi="Calibri"/>
+                <w:sz w:val="20"/>
+              </w:rPr>
+              <w:t xml:space="default">-57.579</w:t>
+            </w:r>
+          </w:p>
+        </w:tc>
+        <w:tc>
+          <w:tcPr>
+            <w:tcBorders>
+              <w:top w:val="single" w:space="0" w:color="D3D3D3"/>
+              <w:bottom w:val="single" w:space="0" w:color="D3D3D3"/>
+              <w:start w:val="single" w:space="0" w:color="D3D3D3"/>
+              <w:end w:val="single" w:space="0" w:color="D3D3D3"/>
+            </w:tcBorders>
+          </w:tcPr>
+          <w:p>
+            <w:pPr>
+              <w:spacing w:before="0" w:after="60"/>
+              <w:keepNext/>
+              <w:jc w:val="end"/>
+            </w:pPr>
+            <w:r>
+              <w:rPr>
+                <w:rFonts w:ascii="Calibri" w:hAnsi="Calibri"/>
+                <w:sz w:val="20"/>
+              </w:rPr>
+              <w:t xml:space="default">29.467</w:t>
             </w:r>
           </w:p>
         </w:tc>
@@ -763,31 +763,31 @@
                 <w:rFonts w:ascii="Calibri" w:hAnsi="Calibri"/>
                 <w:sz w:val="20"/>
               </w:rPr>
-              <w:t xml:space="default">-32.272</w:t>
-            </w:r>
-          </w:p>
-        </w:tc>
-        <w:tc>
-          <w:tcPr>
-            <w:tcBorders>
-              <w:top w:val="single" w:space="0" w:color="D3D3D3"/>
-              <w:bottom w:val="single" w:space="0" w:color="D3D3D3"/>
-              <w:start w:val="single" w:space="0" w:color="D3D3D3"/>
-              <w:end w:val="single" w:space="0" w:color="D3D3D3"/>
-            </w:tcBorders>
-          </w:tcPr>
-          <w:p>
-            <w:pPr>
-              <w:spacing w:before="0" w:after="60"/>
-              <w:keepNext/>
-              <w:jc w:val="end"/>
-            </w:pPr>
-            <w:r>
-              <w:rPr>
-                <w:rFonts w:ascii="Calibri" w:hAnsi="Calibri"/>
-                <w:sz w:val="20"/>
-              </w:rPr>
-              <w:t xml:space="default">26.927</w:t>
+              <w:t xml:space="default">-51.535</w:t>
+            </w:r>
+          </w:p>
+        </w:tc>
+        <w:tc>
+          <w:tcPr>
+            <w:tcBorders>
+              <w:top w:val="single" w:space="0" w:color="D3D3D3"/>
+              <w:bottom w:val="single" w:space="0" w:color="D3D3D3"/>
+              <w:start w:val="single" w:space="0" w:color="D3D3D3"/>
+              <w:end w:val="single" w:space="0" w:color="D3D3D3"/>
+            </w:tcBorders>
+          </w:tcPr>
+          <w:p>
+            <w:pPr>
+              <w:spacing w:before="0" w:after="60"/>
+              <w:keepNext/>
+              <w:jc w:val="end"/>
+            </w:pPr>
+            <w:r>
+              <w:rPr>
+                <w:rFonts w:ascii="Calibri" w:hAnsi="Calibri"/>
+                <w:sz w:val="20"/>
+              </w:rPr>
+              <w:t xml:space="default">35.512</w:t>
             </w:r>
           </w:p>
         </w:tc>
@@ -888,31 +888,31 @@
                 <w:rFonts w:ascii="Calibri" w:hAnsi="Calibri"/>
                 <w:sz w:val="20"/>
               </w:rPr>
-              <w:t xml:space="default">-28.465</w:t>
-            </w:r>
-          </w:p>
-        </w:tc>
-        <w:tc>
-          <w:tcPr>
-            <w:tcBorders>
-              <w:top w:val="single" w:space="0" w:color="D3D3D3"/>
-              <w:bottom w:val="single" w:space="0" w:color="D3D3D3"/>
-              <w:start w:val="single" w:space="0" w:color="D3D3D3"/>
-              <w:end w:val="single" w:space="0" w:color="D3D3D3"/>
-            </w:tcBorders>
-          </w:tcPr>
-          <w:p>
-            <w:pPr>
-              <w:spacing w:before="0" w:after="60"/>
-              <w:keepNext/>
-              <w:jc w:val="end"/>
-            </w:pPr>
-            <w:r>
-              <w:rPr>
-                <w:rFonts w:ascii="Calibri" w:hAnsi="Calibri"/>
-                <w:sz w:val="20"/>
-              </w:rPr>
-              <w:t xml:space="default">30.734</w:t>
+              <w:t xml:space="default">-48.320</w:t>
+            </w:r>
+          </w:p>
+        </w:tc>
+        <w:tc>
+          <w:tcPr>
+            <w:tcBorders>
+              <w:top w:val="single" w:space="0" w:color="D3D3D3"/>
+              <w:bottom w:val="single" w:space="0" w:color="D3D3D3"/>
+              <w:start w:val="single" w:space="0" w:color="D3D3D3"/>
+              <w:end w:val="single" w:space="0" w:color="D3D3D3"/>
+            </w:tcBorders>
+          </w:tcPr>
+          <w:p>
+            <w:pPr>
+              <w:spacing w:before="0" w:after="60"/>
+              <w:keepNext/>
+              <w:jc w:val="end"/>
+            </w:pPr>
+            <w:r>
+              <w:rPr>
+                <w:rFonts w:ascii="Calibri" w:hAnsi="Calibri"/>
+                <w:sz w:val="20"/>
+              </w:rPr>
+              <w:t xml:space="default">38.727</w:t>
             </w:r>
           </w:p>
         </w:tc>
@@ -1013,31 +1013,31 @@
                 <w:rFonts w:ascii="Calibri" w:hAnsi="Calibri"/>
                 <w:sz w:val="20"/>
               </w:rPr>
-              <w:t xml:space="default">-28.324</w:t>
-            </w:r>
-          </w:p>
-        </w:tc>
-        <w:tc>
-          <w:tcPr>
-            <w:tcBorders>
-              <w:top w:val="single" w:space="0" w:color="D3D3D3"/>
-              <w:bottom w:val="single" w:space="0" w:color="D3D3D3"/>
-              <w:start w:val="single" w:space="0" w:color="D3D3D3"/>
-              <w:end w:val="single" w:space="0" w:color="D3D3D3"/>
-            </w:tcBorders>
-          </w:tcPr>
-          <w:p>
-            <w:pPr>
-              <w:spacing w:before="0" w:after="60"/>
-              <w:keepNext/>
-              <w:jc w:val="end"/>
-            </w:pPr>
-            <w:r>
-              <w:rPr>
-                <w:rFonts w:ascii="Calibri" w:hAnsi="Calibri"/>
-                <w:sz w:val="20"/>
-              </w:rPr>
-              <w:t xml:space="default">30.875</w:t>
+              <w:t xml:space="default">-30.341</w:t>
+            </w:r>
+          </w:p>
+        </w:tc>
+        <w:tc>
+          <w:tcPr>
+            <w:tcBorders>
+              <w:top w:val="single" w:space="0" w:color="D3D3D3"/>
+              <w:bottom w:val="single" w:space="0" w:color="D3D3D3"/>
+              <w:start w:val="single" w:space="0" w:color="D3D3D3"/>
+              <w:end w:val="single" w:space="0" w:color="D3D3D3"/>
+            </w:tcBorders>
+          </w:tcPr>
+          <w:p>
+            <w:pPr>
+              <w:spacing w:before="0" w:after="60"/>
+              <w:keepNext/>
+              <w:jc w:val="end"/>
+            </w:pPr>
+            <w:r>
+              <w:rPr>
+                <w:rFonts w:ascii="Calibri" w:hAnsi="Calibri"/>
+                <w:sz w:val="20"/>
+              </w:rPr>
+              <w:t xml:space="default">56.706</w:t>
             </w:r>
           </w:p>
         </w:tc>
@@ -1170,7 +1170,7 @@
                 <w:rFonts w:ascii="Calibri" w:hAnsi="Calibri"/>
                 <w:sz w:val="20"/>
               </w:rPr>
-              <w:t xml:space="default">-11.810</w:t>
+              <w:t xml:space="default">-4.121</w:t>
             </w:r>
           </w:p>
         </w:tc>
@@ -1218,7 +1218,7 @@
                 <w:rFonts w:ascii="Calibri" w:hAnsi="Calibri"/>
                 <w:sz w:val="20"/>
               </w:rPr>
-              <w:t xml:space="default">0.342</w:t>
+              <w:t xml:space="default">0.214</w:t>
             </w:r>
           </w:p>
         </w:tc>
@@ -1271,79 +1271,79 @@
                 <w:rFonts w:ascii="Calibri" w:hAnsi="Calibri"/>
                 <w:sz w:val="20"/>
               </w:rPr>
-              <w:t xml:space="default">M_hav</w:t>
-            </w:r>
-          </w:p>
-        </w:tc>
-        <w:tc>
-          <w:tcPr>
-            <w:tcBorders>
-              <w:top w:val="single" w:space="0" w:color="D3D3D3"/>
-              <w:bottom w:val="single" w:space="0" w:color="D3D3D3"/>
-              <w:start w:val="single" w:space="0" w:color="D3D3D3"/>
-              <w:end w:val="single" w:space="0" w:color="D3D3D3"/>
-            </w:tcBorders>
-          </w:tcPr>
-          <w:p>
-            <w:pPr>
-              <w:spacing w:before="0" w:after="60"/>
-              <w:keepNext/>
-              <w:jc w:val="end"/>
-            </w:pPr>
-            <w:r>
-              <w:rPr>
-                <w:rFonts w:ascii="Calibri" w:hAnsi="Calibri"/>
-                <w:sz w:val="20"/>
-              </w:rPr>
-              <w:t xml:space="default">-11.113</w:t>
-            </w:r>
-          </w:p>
-        </w:tc>
-        <w:tc>
-          <w:tcPr>
-            <w:tcBorders>
-              <w:top w:val="single" w:space="0" w:color="D3D3D3"/>
-              <w:bottom w:val="single" w:space="0" w:color="D3D3D3"/>
-              <w:start w:val="single" w:space="0" w:color="D3D3D3"/>
-              <w:end w:val="single" w:space="0" w:color="D3D3D3"/>
-            </w:tcBorders>
-          </w:tcPr>
-          <w:p>
-            <w:pPr>
-              <w:spacing w:before="0" w:after="60"/>
-              <w:keepNext/>
-              <w:jc w:val="end"/>
-            </w:pPr>
-            <w:r>
-              <w:rPr>
-                <w:rFonts w:ascii="Calibri" w:hAnsi="Calibri"/>
-                <w:sz w:val="20"/>
-              </w:rPr>
-              <w:t xml:space="default">0.697</w:t>
-            </w:r>
-          </w:p>
-        </w:tc>
-        <w:tc>
-          <w:tcPr>
-            <w:tcBorders>
-              <w:top w:val="single" w:space="0" w:color="D3D3D3"/>
-              <w:bottom w:val="single" w:space="0" w:color="D3D3D3"/>
-              <w:start w:val="single" w:space="0" w:color="D3D3D3"/>
-              <w:end w:val="single" w:space="0" w:color="D3D3D3"/>
-            </w:tcBorders>
-          </w:tcPr>
-          <w:p>
-            <w:pPr>
-              <w:spacing w:before="0" w:after="60"/>
-              <w:keepNext/>
-              <w:jc w:val="end"/>
-            </w:pPr>
-            <w:r>
-              <w:rPr>
-                <w:rFonts w:ascii="Calibri" w:hAnsi="Calibri"/>
-                <w:sz w:val="20"/>
-              </w:rPr>
-              <w:t xml:space="default">0.242</w:t>
+              <w:t xml:space="default">M_temp</w:t>
+            </w:r>
+          </w:p>
+        </w:tc>
+        <w:tc>
+          <w:tcPr>
+            <w:tcBorders>
+              <w:top w:val="single" w:space="0" w:color="D3D3D3"/>
+              <w:bottom w:val="single" w:space="0" w:color="D3D3D3"/>
+              <w:start w:val="single" w:space="0" w:color="D3D3D3"/>
+              <w:end w:val="single" w:space="0" w:color="D3D3D3"/>
+            </w:tcBorders>
+          </w:tcPr>
+          <w:p>
+            <w:pPr>
+              <w:spacing w:before="0" w:after="60"/>
+              <w:keepNext/>
+              <w:jc w:val="end"/>
+            </w:pPr>
+            <w:r>
+              <w:rPr>
+                <w:rFonts w:ascii="Calibri" w:hAnsi="Calibri"/>
+                <w:sz w:val="20"/>
+              </w:rPr>
+              <w:t xml:space="default">-3.972</w:t>
+            </w:r>
+          </w:p>
+        </w:tc>
+        <w:tc>
+          <w:tcPr>
+            <w:tcBorders>
+              <w:top w:val="single" w:space="0" w:color="D3D3D3"/>
+              <w:bottom w:val="single" w:space="0" w:color="D3D3D3"/>
+              <w:start w:val="single" w:space="0" w:color="D3D3D3"/>
+              <w:end w:val="single" w:space="0" w:color="D3D3D3"/>
+            </w:tcBorders>
+          </w:tcPr>
+          <w:p>
+            <w:pPr>
+              <w:spacing w:before="0" w:after="60"/>
+              <w:keepNext/>
+              <w:jc w:val="end"/>
+            </w:pPr>
+            <w:r>
+              <w:rPr>
+                <w:rFonts w:ascii="Calibri" w:hAnsi="Calibri"/>
+                <w:sz w:val="20"/>
+              </w:rPr>
+              <w:t xml:space="default">0.149</w:t>
+            </w:r>
+          </w:p>
+        </w:tc>
+        <w:tc>
+          <w:tcPr>
+            <w:tcBorders>
+              <w:top w:val="single" w:space="0" w:color="D3D3D3"/>
+              <w:bottom w:val="single" w:space="0" w:color="D3D3D3"/>
+              <w:start w:val="single" w:space="0" w:color="D3D3D3"/>
+              <w:end w:val="single" w:space="0" w:color="D3D3D3"/>
+            </w:tcBorders>
+          </w:tcPr>
+          <w:p>
+            <w:pPr>
+              <w:spacing w:before="0" w:after="60"/>
+              <w:keepNext/>
+              <w:jc w:val="end"/>
+            </w:pPr>
+            <w:r>
+              <w:rPr>
+                <w:rFonts w:ascii="Calibri" w:hAnsi="Calibri"/>
+                <w:sz w:val="20"/>
+              </w:rPr>
+              <w:t xml:space="default">0.199</w:t>
             </w:r>
           </w:p>
         </w:tc>
@@ -1396,79 +1396,79 @@
                 <w:rFonts w:ascii="Calibri" w:hAnsi="Calibri"/>
                 <w:sz w:val="20"/>
               </w:rPr>
-              <w:t xml:space="default">M_temp</w:t>
-            </w:r>
-          </w:p>
-        </w:tc>
-        <w:tc>
-          <w:tcPr>
-            <w:tcBorders>
-              <w:top w:val="single" w:space="0" w:color="D3D3D3"/>
-              <w:bottom w:val="single" w:space="0" w:color="D3D3D3"/>
-              <w:start w:val="single" w:space="0" w:color="D3D3D3"/>
-              <w:end w:val="single" w:space="0" w:color="D3D3D3"/>
-            </w:tcBorders>
-          </w:tcPr>
-          <w:p>
-            <w:pPr>
-              <w:spacing w:before="0" w:after="60"/>
-              <w:keepNext/>
-              <w:jc w:val="end"/>
-            </w:pPr>
-            <w:r>
-              <w:rPr>
-                <w:rFonts w:ascii="Calibri" w:hAnsi="Calibri"/>
-                <w:sz w:val="20"/>
-              </w:rPr>
-              <w:t xml:space="default">-10.286</w:t>
-            </w:r>
-          </w:p>
-        </w:tc>
-        <w:tc>
-          <w:tcPr>
-            <w:tcBorders>
-              <w:top w:val="single" w:space="0" w:color="D3D3D3"/>
-              <w:bottom w:val="single" w:space="0" w:color="D3D3D3"/>
-              <w:start w:val="single" w:space="0" w:color="D3D3D3"/>
-              <w:end w:val="single" w:space="0" w:color="D3D3D3"/>
-            </w:tcBorders>
-          </w:tcPr>
-          <w:p>
-            <w:pPr>
-              <w:spacing w:before="0" w:after="60"/>
-              <w:keepNext/>
-              <w:jc w:val="end"/>
-            </w:pPr>
-            <w:r>
-              <w:rPr>
-                <w:rFonts w:ascii="Calibri" w:hAnsi="Calibri"/>
-                <w:sz w:val="20"/>
-              </w:rPr>
-              <w:t xml:space="default">1.524</w:t>
-            </w:r>
-          </w:p>
-        </w:tc>
-        <w:tc>
-          <w:tcPr>
-            <w:tcBorders>
-              <w:top w:val="single" w:space="0" w:color="D3D3D3"/>
-              <w:bottom w:val="single" w:space="0" w:color="D3D3D3"/>
-              <w:start w:val="single" w:space="0" w:color="D3D3D3"/>
-              <w:end w:val="single" w:space="0" w:color="D3D3D3"/>
-            </w:tcBorders>
-          </w:tcPr>
-          <w:p>
-            <w:pPr>
-              <w:spacing w:before="0" w:after="60"/>
-              <w:keepNext/>
-              <w:jc w:val="end"/>
-            </w:pPr>
-            <w:r>
-              <w:rPr>
-                <w:rFonts w:ascii="Calibri" w:hAnsi="Calibri"/>
-                <w:sz w:val="20"/>
-              </w:rPr>
-              <w:t xml:space="default">0.160</w:t>
+              <w:t xml:space="default">M_hf</w:t>
+            </w:r>
+          </w:p>
+        </w:tc>
+        <w:tc>
+          <w:tcPr>
+            <w:tcBorders>
+              <w:top w:val="single" w:space="0" w:color="D3D3D3"/>
+              <w:bottom w:val="single" w:space="0" w:color="D3D3D3"/>
+              <w:start w:val="single" w:space="0" w:color="D3D3D3"/>
+              <w:end w:val="single" w:space="0" w:color="D3D3D3"/>
+            </w:tcBorders>
+          </w:tcPr>
+          <w:p>
+            <w:pPr>
+              <w:spacing w:before="0" w:after="60"/>
+              <w:keepNext/>
+              <w:jc w:val="end"/>
+            </w:pPr>
+            <w:r>
+              <w:rPr>
+                <w:rFonts w:ascii="Calibri" w:hAnsi="Calibri"/>
+                <w:sz w:val="20"/>
+              </w:rPr>
+              <w:t xml:space="default">-3.827</w:t>
+            </w:r>
+          </w:p>
+        </w:tc>
+        <w:tc>
+          <w:tcPr>
+            <w:tcBorders>
+              <w:top w:val="single" w:space="0" w:color="D3D3D3"/>
+              <w:bottom w:val="single" w:space="0" w:color="D3D3D3"/>
+              <w:start w:val="single" w:space="0" w:color="D3D3D3"/>
+              <w:end w:val="single" w:space="0" w:color="D3D3D3"/>
+            </w:tcBorders>
+          </w:tcPr>
+          <w:p>
+            <w:pPr>
+              <w:spacing w:before="0" w:after="60"/>
+              <w:keepNext/>
+              <w:jc w:val="end"/>
+            </w:pPr>
+            <w:r>
+              <w:rPr>
+                <w:rFonts w:ascii="Calibri" w:hAnsi="Calibri"/>
+                <w:sz w:val="20"/>
+              </w:rPr>
+              <w:t xml:space="default">0.294</w:t>
+            </w:r>
+          </w:p>
+        </w:tc>
+        <w:tc>
+          <w:tcPr>
+            <w:tcBorders>
+              <w:top w:val="single" w:space="0" w:color="D3D3D3"/>
+              <w:bottom w:val="single" w:space="0" w:color="D3D3D3"/>
+              <w:start w:val="single" w:space="0" w:color="D3D3D3"/>
+              <w:end w:val="single" w:space="0" w:color="D3D3D3"/>
+            </w:tcBorders>
+          </w:tcPr>
+          <w:p>
+            <w:pPr>
+              <w:spacing w:before="0" w:after="60"/>
+              <w:keepNext/>
+              <w:jc w:val="end"/>
+            </w:pPr>
+            <w:r>
+              <w:rPr>
+                <w:rFonts w:ascii="Calibri" w:hAnsi="Calibri"/>
+                <w:sz w:val="20"/>
+              </w:rPr>
+              <w:t xml:space="default">0.185</w:t>
             </w:r>
           </w:p>
         </w:tc>
@@ -1521,79 +1521,79 @@
                 <w:rFonts w:ascii="Calibri" w:hAnsi="Calibri"/>
                 <w:sz w:val="20"/>
               </w:rPr>
-              <w:t xml:space="default">M_hf</w:t>
-            </w:r>
-          </w:p>
-        </w:tc>
-        <w:tc>
-          <w:tcPr>
-            <w:tcBorders>
-              <w:top w:val="single" w:space="0" w:color="D3D3D3"/>
-              <w:bottom w:val="single" w:space="0" w:color="D3D3D3"/>
-              <w:start w:val="single" w:space="0" w:color="D3D3D3"/>
-              <w:end w:val="single" w:space="0" w:color="D3D3D3"/>
-            </w:tcBorders>
-          </w:tcPr>
-          <w:p>
-            <w:pPr>
-              <w:spacing w:before="0" w:after="60"/>
-              <w:keepNext/>
-              <w:jc w:val="end"/>
-            </w:pPr>
-            <w:r>
-              <w:rPr>
-                <w:rFonts w:ascii="Calibri" w:hAnsi="Calibri"/>
-                <w:sz w:val="20"/>
-              </w:rPr>
-              <w:t xml:space="default">-9.339</w:t>
-            </w:r>
-          </w:p>
-        </w:tc>
-        <w:tc>
-          <w:tcPr>
-            <w:tcBorders>
-              <w:top w:val="single" w:space="0" w:color="D3D3D3"/>
-              <w:bottom w:val="single" w:space="0" w:color="D3D3D3"/>
-              <w:start w:val="single" w:space="0" w:color="D3D3D3"/>
-              <w:end w:val="single" w:space="0" w:color="D3D3D3"/>
-            </w:tcBorders>
-          </w:tcPr>
-          <w:p>
-            <w:pPr>
-              <w:spacing w:before="0" w:after="60"/>
-              <w:keepNext/>
-              <w:jc w:val="end"/>
-            </w:pPr>
-            <w:r>
-              <w:rPr>
-                <w:rFonts w:ascii="Calibri" w:hAnsi="Calibri"/>
-                <w:sz w:val="20"/>
-              </w:rPr>
-              <w:t xml:space="default">2.471</w:t>
-            </w:r>
-          </w:p>
-        </w:tc>
-        <w:tc>
-          <w:tcPr>
-            <w:tcBorders>
-              <w:top w:val="single" w:space="0" w:color="D3D3D3"/>
-              <w:bottom w:val="single" w:space="0" w:color="D3D3D3"/>
-              <w:start w:val="single" w:space="0" w:color="D3D3D3"/>
-              <w:end w:val="single" w:space="0" w:color="D3D3D3"/>
-            </w:tcBorders>
-          </w:tcPr>
-          <w:p>
-            <w:pPr>
-              <w:spacing w:before="0" w:after="60"/>
-              <w:keepNext/>
-              <w:jc w:val="end"/>
-            </w:pPr>
-            <w:r>
-              <w:rPr>
-                <w:rFonts w:ascii="Calibri" w:hAnsi="Calibri"/>
-                <w:sz w:val="20"/>
-              </w:rPr>
-              <w:t xml:space="default">0.099</w:t>
+              <w:t xml:space="default">M_hur</w:t>
+            </w:r>
+          </w:p>
+        </w:tc>
+        <w:tc>
+          <w:tcPr>
+            <w:tcBorders>
+              <w:top w:val="single" w:space="0" w:color="D3D3D3"/>
+              <w:bottom w:val="single" w:space="0" w:color="D3D3D3"/>
+              <w:start w:val="single" w:space="0" w:color="D3D3D3"/>
+              <w:end w:val="single" w:space="0" w:color="D3D3D3"/>
+            </w:tcBorders>
+          </w:tcPr>
+          <w:p>
+            <w:pPr>
+              <w:spacing w:before="0" w:after="60"/>
+              <w:keepNext/>
+              <w:jc w:val="end"/>
+            </w:pPr>
+            <w:r>
+              <w:rPr>
+                <w:rFonts w:ascii="Calibri" w:hAnsi="Calibri"/>
+                <w:sz w:val="20"/>
+              </w:rPr>
+              <w:t xml:space="default">-3.249</w:t>
+            </w:r>
+          </w:p>
+        </w:tc>
+        <w:tc>
+          <w:tcPr>
+            <w:tcBorders>
+              <w:top w:val="single" w:space="0" w:color="D3D3D3"/>
+              <w:bottom w:val="single" w:space="0" w:color="D3D3D3"/>
+              <w:start w:val="single" w:space="0" w:color="D3D3D3"/>
+              <w:end w:val="single" w:space="0" w:color="D3D3D3"/>
+            </w:tcBorders>
+          </w:tcPr>
+          <w:p>
+            <w:pPr>
+              <w:spacing w:before="0" w:after="60"/>
+              <w:keepNext/>
+              <w:jc w:val="end"/>
+            </w:pPr>
+            <w:r>
+              <w:rPr>
+                <w:rFonts w:ascii="Calibri" w:hAnsi="Calibri"/>
+                <w:sz w:val="20"/>
+              </w:rPr>
+              <w:t xml:space="default">0.873</w:t>
+            </w:r>
+          </w:p>
+        </w:tc>
+        <w:tc>
+          <w:tcPr>
+            <w:tcBorders>
+              <w:top w:val="single" w:space="0" w:color="D3D3D3"/>
+              <w:bottom w:val="single" w:space="0" w:color="D3D3D3"/>
+              <w:start w:val="single" w:space="0" w:color="D3D3D3"/>
+              <w:end w:val="single" w:space="0" w:color="D3D3D3"/>
+            </w:tcBorders>
+          </w:tcPr>
+          <w:p>
+            <w:pPr>
+              <w:spacing w:before="0" w:after="60"/>
+              <w:keepNext/>
+              <w:jc w:val="end"/>
+            </w:pPr>
+            <w:r>
+              <w:rPr>
+                <w:rFonts w:ascii="Calibri" w:hAnsi="Calibri"/>
+                <w:sz w:val="20"/>
+              </w:rPr>
+              <w:t xml:space="default">0.139</w:t>
             </w:r>
           </w:p>
         </w:tc>
@@ -1646,79 +1646,79 @@
                 <w:rFonts w:ascii="Calibri" w:hAnsi="Calibri"/>
                 <w:sz w:val="20"/>
               </w:rPr>
-              <w:t xml:space="default">M_dt</w:t>
-            </w:r>
-          </w:p>
-        </w:tc>
-        <w:tc>
-          <w:tcPr>
-            <w:tcBorders>
-              <w:top w:val="single" w:space="0" w:color="D3D3D3"/>
-              <w:bottom w:val="single" w:space="0" w:color="D3D3D3"/>
-              <w:start w:val="single" w:space="0" w:color="D3D3D3"/>
-              <w:end w:val="single" w:space="0" w:color="D3D3D3"/>
-            </w:tcBorders>
-          </w:tcPr>
-          <w:p>
-            <w:pPr>
-              <w:spacing w:before="0" w:after="60"/>
-              <w:keepNext/>
-              <w:jc w:val="end"/>
-            </w:pPr>
-            <w:r>
-              <w:rPr>
-                <w:rFonts w:ascii="Calibri" w:hAnsi="Calibri"/>
-                <w:sz w:val="20"/>
-              </w:rPr>
-              <w:t xml:space="default">-8.968</w:t>
-            </w:r>
-          </w:p>
-        </w:tc>
-        <w:tc>
-          <w:tcPr>
-            <w:tcBorders>
-              <w:top w:val="single" w:space="0" w:color="D3D3D3"/>
-              <w:bottom w:val="single" w:space="0" w:color="D3D3D3"/>
-              <w:start w:val="single" w:space="0" w:color="D3D3D3"/>
-              <w:end w:val="single" w:space="0" w:color="D3D3D3"/>
-            </w:tcBorders>
-          </w:tcPr>
-          <w:p>
-            <w:pPr>
-              <w:spacing w:before="0" w:after="60"/>
-              <w:keepNext/>
-              <w:jc w:val="end"/>
-            </w:pPr>
-            <w:r>
-              <w:rPr>
-                <w:rFonts w:ascii="Calibri" w:hAnsi="Calibri"/>
-                <w:sz w:val="20"/>
-              </w:rPr>
-              <w:t xml:space="default">2.843</w:t>
-            </w:r>
-          </w:p>
-        </w:tc>
-        <w:tc>
-          <w:tcPr>
-            <w:tcBorders>
-              <w:top w:val="single" w:space="0" w:color="D3D3D3"/>
-              <w:bottom w:val="single" w:space="0" w:color="D3D3D3"/>
-              <w:start w:val="single" w:space="0" w:color="D3D3D3"/>
-              <w:end w:val="single" w:space="0" w:color="D3D3D3"/>
-            </w:tcBorders>
-          </w:tcPr>
-          <w:p>
-            <w:pPr>
-              <w:spacing w:before="0" w:after="60"/>
-              <w:keepNext/>
-              <w:jc w:val="end"/>
-            </w:pPr>
-            <w:r>
-              <w:rPr>
-                <w:rFonts w:ascii="Calibri" w:hAnsi="Calibri"/>
-                <w:sz w:val="20"/>
-              </w:rPr>
-              <w:t xml:space="default">0.083</w:t>
+              <w:t xml:space="default">M_hav</w:t>
+            </w:r>
+          </w:p>
+        </w:tc>
+        <w:tc>
+          <w:tcPr>
+            <w:tcBorders>
+              <w:top w:val="single" w:space="0" w:color="D3D3D3"/>
+              <w:bottom w:val="single" w:space="0" w:color="D3D3D3"/>
+              <w:start w:val="single" w:space="0" w:color="D3D3D3"/>
+              <w:end w:val="single" w:space="0" w:color="D3D3D3"/>
+            </w:tcBorders>
+          </w:tcPr>
+          <w:p>
+            <w:pPr>
+              <w:spacing w:before="0" w:after="60"/>
+              <w:keepNext/>
+              <w:jc w:val="end"/>
+            </w:pPr>
+            <w:r>
+              <w:rPr>
+                <w:rFonts w:ascii="Calibri" w:hAnsi="Calibri"/>
+                <w:sz w:val="20"/>
+              </w:rPr>
+              <w:t xml:space="default">-3.189</w:t>
+            </w:r>
+          </w:p>
+        </w:tc>
+        <w:tc>
+          <w:tcPr>
+            <w:tcBorders>
+              <w:top w:val="single" w:space="0" w:color="D3D3D3"/>
+              <w:bottom w:val="single" w:space="0" w:color="D3D3D3"/>
+              <w:start w:val="single" w:space="0" w:color="D3D3D3"/>
+              <w:end w:val="single" w:space="0" w:color="D3D3D3"/>
+            </w:tcBorders>
+          </w:tcPr>
+          <w:p>
+            <w:pPr>
+              <w:spacing w:before="0" w:after="60"/>
+              <w:keepNext/>
+              <w:jc w:val="end"/>
+            </w:pPr>
+            <w:r>
+              <w:rPr>
+                <w:rFonts w:ascii="Calibri" w:hAnsi="Calibri"/>
+                <w:sz w:val="20"/>
+              </w:rPr>
+              <w:t xml:space="default">0.932</w:t>
+            </w:r>
+          </w:p>
+        </w:tc>
+        <w:tc>
+          <w:tcPr>
+            <w:tcBorders>
+              <w:top w:val="single" w:space="0" w:color="D3D3D3"/>
+              <w:bottom w:val="single" w:space="0" w:color="D3D3D3"/>
+              <w:start w:val="single" w:space="0" w:color="D3D3D3"/>
+              <w:end w:val="single" w:space="0" w:color="D3D3D3"/>
+            </w:tcBorders>
+          </w:tcPr>
+          <w:p>
+            <w:pPr>
+              <w:spacing w:before="0" w:after="60"/>
+              <w:keepNext/>
+              <w:jc w:val="end"/>
+            </w:pPr>
+            <w:r>
+              <w:rPr>
+                <w:rFonts w:ascii="Calibri" w:hAnsi="Calibri"/>
+                <w:sz w:val="20"/>
+              </w:rPr>
+              <w:t xml:space="default">0.135</w:t>
             </w:r>
           </w:p>
         </w:tc>
@@ -1771,79 +1771,79 @@
                 <w:rFonts w:ascii="Calibri" w:hAnsi="Calibri"/>
                 <w:sz w:val="20"/>
               </w:rPr>
-              <w:t xml:space="default">M_hur</w:t>
-            </w:r>
-          </w:p>
-        </w:tc>
-        <w:tc>
-          <w:tcPr>
-            <w:tcBorders>
-              <w:top w:val="single" w:space="0" w:color="D3D3D3"/>
-              <w:bottom w:val="single" w:space="0" w:color="D3D3D3"/>
-              <w:start w:val="single" w:space="0" w:color="D3D3D3"/>
-              <w:end w:val="single" w:space="0" w:color="D3D3D3"/>
-            </w:tcBorders>
-          </w:tcPr>
-          <w:p>
-            <w:pPr>
-              <w:spacing w:before="0" w:after="60"/>
-              <w:keepNext/>
-              <w:jc w:val="end"/>
-            </w:pPr>
-            <w:r>
-              <w:rPr>
-                <w:rFonts w:ascii="Calibri" w:hAnsi="Calibri"/>
-                <w:sz w:val="20"/>
-              </w:rPr>
-              <w:t xml:space="default">-7.757</w:t>
-            </w:r>
-          </w:p>
-        </w:tc>
-        <w:tc>
-          <w:tcPr>
-            <w:tcBorders>
-              <w:top w:val="single" w:space="0" w:color="D3D3D3"/>
-              <w:bottom w:val="single" w:space="0" w:color="D3D3D3"/>
-              <w:start w:val="single" w:space="0" w:color="D3D3D3"/>
-              <w:end w:val="single" w:space="0" w:color="D3D3D3"/>
-            </w:tcBorders>
-          </w:tcPr>
-          <w:p>
-            <w:pPr>
-              <w:spacing w:before="0" w:after="60"/>
-              <w:keepNext/>
-              <w:jc w:val="end"/>
-            </w:pPr>
-            <w:r>
-              <w:rPr>
-                <w:rFonts w:ascii="Calibri" w:hAnsi="Calibri"/>
-                <w:sz w:val="20"/>
-              </w:rPr>
-              <w:t xml:space="default">4.053</w:t>
-            </w:r>
-          </w:p>
-        </w:tc>
-        <w:tc>
-          <w:tcPr>
-            <w:tcBorders>
-              <w:top w:val="single" w:space="0" w:color="D3D3D3"/>
-              <w:bottom w:val="single" w:space="0" w:color="D3D3D3"/>
-              <w:start w:val="single" w:space="0" w:color="D3D3D3"/>
-              <w:end w:val="single" w:space="0" w:color="D3D3D3"/>
-            </w:tcBorders>
-          </w:tcPr>
-          <w:p>
-            <w:pPr>
-              <w:spacing w:before="0" w:after="60"/>
-              <w:keepNext/>
-              <w:jc w:val="end"/>
-            </w:pPr>
-            <w:r>
-              <w:rPr>
-                <w:rFonts w:ascii="Calibri" w:hAnsi="Calibri"/>
-                <w:sz w:val="20"/>
-              </w:rPr>
-              <w:t xml:space="default">0.045</w:t>
+              <w:t xml:space="default">M_dt</w:t>
+            </w:r>
+          </w:p>
+        </w:tc>
+        <w:tc>
+          <w:tcPr>
+            <w:tcBorders>
+              <w:top w:val="single" w:space="0" w:color="D3D3D3"/>
+              <w:bottom w:val="single" w:space="0" w:color="D3D3D3"/>
+              <w:start w:val="single" w:space="0" w:color="D3D3D3"/>
+              <w:end w:val="single" w:space="0" w:color="D3D3D3"/>
+            </w:tcBorders>
+          </w:tcPr>
+          <w:p>
+            <w:pPr>
+              <w:spacing w:before="0" w:after="60"/>
+              <w:keepNext/>
+              <w:jc w:val="end"/>
+            </w:pPr>
+            <w:r>
+              <w:rPr>
+                <w:rFonts w:ascii="Calibri" w:hAnsi="Calibri"/>
+                <w:sz w:val="20"/>
+              </w:rPr>
+              <w:t xml:space="default">-2.617</w:t>
+            </w:r>
+          </w:p>
+        </w:tc>
+        <w:tc>
+          <w:tcPr>
+            <w:tcBorders>
+              <w:top w:val="single" w:space="0" w:color="D3D3D3"/>
+              <w:bottom w:val="single" w:space="0" w:color="D3D3D3"/>
+              <w:start w:val="single" w:space="0" w:color="D3D3D3"/>
+              <w:end w:val="single" w:space="0" w:color="D3D3D3"/>
+            </w:tcBorders>
+          </w:tcPr>
+          <w:p>
+            <w:pPr>
+              <w:spacing w:before="0" w:after="60"/>
+              <w:keepNext/>
+              <w:jc w:val="end"/>
+            </w:pPr>
+            <w:r>
+              <w:rPr>
+                <w:rFonts w:ascii="Calibri" w:hAnsi="Calibri"/>
+                <w:sz w:val="20"/>
+              </w:rPr>
+              <w:t xml:space="default">1.505</w:t>
+            </w:r>
+          </w:p>
+        </w:tc>
+        <w:tc>
+          <w:tcPr>
+            <w:tcBorders>
+              <w:top w:val="single" w:space="0" w:color="D3D3D3"/>
+              <w:bottom w:val="single" w:space="0" w:color="D3D3D3"/>
+              <w:start w:val="single" w:space="0" w:color="D3D3D3"/>
+              <w:end w:val="single" w:space="0" w:color="D3D3D3"/>
+            </w:tcBorders>
+          </w:tcPr>
+          <w:p>
+            <w:pPr>
+              <w:spacing w:before="0" w:after="60"/>
+              <w:keepNext/>
+              <w:jc w:val="end"/>
+            </w:pPr>
+            <w:r>
+              <w:rPr>
+                <w:rFonts w:ascii="Calibri" w:hAnsi="Calibri"/>
+                <w:sz w:val="20"/>
+              </w:rPr>
+              <w:t xml:space="default">0.101</w:t>
             </w:r>
           </w:p>
         </w:tc>
@@ -1920,55 +1920,55 @@
                 <w:rFonts w:ascii="Calibri" w:hAnsi="Calibri"/>
                 <w:sz w:val="20"/>
               </w:rPr>
-              <w:t xml:space="default">-6.898</w:t>
-            </w:r>
-          </w:p>
-        </w:tc>
-        <w:tc>
-          <w:tcPr>
-            <w:tcBorders>
-              <w:top w:val="single" w:space="0" w:color="D3D3D3"/>
-              <w:bottom w:val="single" w:space="0" w:color="D3D3D3"/>
-              <w:start w:val="single" w:space="0" w:color="D3D3D3"/>
-              <w:end w:val="single" w:space="0" w:color="D3D3D3"/>
-            </w:tcBorders>
-          </w:tcPr>
-          <w:p>
-            <w:pPr>
-              <w:spacing w:before="0" w:after="60"/>
-              <w:keepNext/>
-              <w:jc w:val="end"/>
-            </w:pPr>
-            <w:r>
-              <w:rPr>
-                <w:rFonts w:ascii="Calibri" w:hAnsi="Calibri"/>
-                <w:sz w:val="20"/>
-              </w:rPr>
-              <w:t xml:space="default">4.912</w:t>
-            </w:r>
-          </w:p>
-        </w:tc>
-        <w:tc>
-          <w:tcPr>
-            <w:tcBorders>
-              <w:top w:val="single" w:space="0" w:color="D3D3D3"/>
-              <w:bottom w:val="single" w:space="0" w:color="D3D3D3"/>
-              <w:start w:val="single" w:space="0" w:color="D3D3D3"/>
-              <w:end w:val="single" w:space="0" w:color="D3D3D3"/>
-            </w:tcBorders>
-          </w:tcPr>
-          <w:p>
-            <w:pPr>
-              <w:spacing w:before="0" w:after="60"/>
-              <w:keepNext/>
-              <w:jc w:val="end"/>
-            </w:pPr>
-            <w:r>
-              <w:rPr>
-                <w:rFonts w:ascii="Calibri" w:hAnsi="Calibri"/>
-                <w:sz w:val="20"/>
-              </w:rPr>
-              <w:t xml:space="default">0.029</w:t>
+              <w:t xml:space="default">-0.008</w:t>
+            </w:r>
+          </w:p>
+        </w:tc>
+        <w:tc>
+          <w:tcPr>
+            <w:tcBorders>
+              <w:top w:val="single" w:space="0" w:color="D3D3D3"/>
+              <w:bottom w:val="single" w:space="0" w:color="D3D3D3"/>
+              <w:start w:val="single" w:space="0" w:color="D3D3D3"/>
+              <w:end w:val="single" w:space="0" w:color="D3D3D3"/>
+            </w:tcBorders>
+          </w:tcPr>
+          <w:p>
+            <w:pPr>
+              <w:spacing w:before="0" w:after="60"/>
+              <w:keepNext/>
+              <w:jc w:val="end"/>
+            </w:pPr>
+            <w:r>
+              <w:rPr>
+                <w:rFonts w:ascii="Calibri" w:hAnsi="Calibri"/>
+                <w:sz w:val="20"/>
+              </w:rPr>
+              <w:t xml:space="default">4.113</w:t>
+            </w:r>
+          </w:p>
+        </w:tc>
+        <w:tc>
+          <w:tcPr>
+            <w:tcBorders>
+              <w:top w:val="single" w:space="0" w:color="D3D3D3"/>
+              <w:bottom w:val="single" w:space="0" w:color="D3D3D3"/>
+              <w:start w:val="single" w:space="0" w:color="D3D3D3"/>
+              <w:end w:val="single" w:space="0" w:color="D3D3D3"/>
+            </w:tcBorders>
+          </w:tcPr>
+          <w:p>
+            <w:pPr>
+              <w:spacing w:before="0" w:after="60"/>
+              <w:keepNext/>
+              <w:jc w:val="end"/>
+            </w:pPr>
+            <w:r>
+              <w:rPr>
+                <w:rFonts w:ascii="Calibri" w:hAnsi="Calibri"/>
+                <w:sz w:val="20"/>
+              </w:rPr>
+              <w:t xml:space="default">0.027</w:t>
             </w:r>
           </w:p>
         </w:tc>
@@ -2053,31 +2053,31 @@
                 <w:rFonts w:ascii="Calibri" w:hAnsi="Calibri"/>
                 <w:sz w:val="20"/>
               </w:rPr>
-              <w:t xml:space="default">M_hf</w:t>
-            </w:r>
-          </w:p>
-        </w:tc>
-        <w:tc>
-          <w:tcPr>
-            <w:tcBorders>
-              <w:top w:val="single" w:space="0" w:color="D3D3D3"/>
-              <w:bottom w:val="single" w:space="0" w:color="D3D3D3"/>
-              <w:start w:val="single" w:space="0" w:color="D3D3D3"/>
-              <w:end w:val="single" w:space="0" w:color="D3D3D3"/>
-            </w:tcBorders>
-          </w:tcPr>
-          <w:p>
-            <w:pPr>
-              <w:spacing w:before="0" w:after="60"/>
-              <w:keepNext/>
-              <w:jc w:val="end"/>
-            </w:pPr>
-            <w:r>
-              <w:rPr>
-                <w:rFonts w:ascii="Calibri" w:hAnsi="Calibri"/>
-                <w:sz w:val="20"/>
-              </w:rPr>
-              <w:t xml:space="default">-18.554</w:t>
+              <w:t xml:space="default">M_temp</w:t>
+            </w:r>
+          </w:p>
+        </w:tc>
+        <w:tc>
+          <w:tcPr>
+            <w:tcBorders>
+              <w:top w:val="single" w:space="0" w:color="D3D3D3"/>
+              <w:bottom w:val="single" w:space="0" w:color="D3D3D3"/>
+              <w:start w:val="single" w:space="0" w:color="D3D3D3"/>
+              <w:end w:val="single" w:space="0" w:color="D3D3D3"/>
+            </w:tcBorders>
+          </w:tcPr>
+          <w:p>
+            <w:pPr>
+              <w:spacing w:before="0" w:after="60"/>
+              <w:keepNext/>
+              <w:jc w:val="end"/>
+            </w:pPr>
+            <w:r>
+              <w:rPr>
+                <w:rFonts w:ascii="Calibri" w:hAnsi="Calibri"/>
+                <w:sz w:val="20"/>
+              </w:rPr>
+              <w:t xml:space="default">-5.081</w:t>
             </w:r>
           </w:p>
         </w:tc>
@@ -2125,7 +2125,7 @@
                 <w:rFonts w:ascii="Calibri" w:hAnsi="Calibri"/>
                 <w:sz w:val="20"/>
               </w:rPr>
-              <w:t xml:space="default">0.656</w:t>
+              <w:t xml:space="default">0.418</w:t>
             </w:r>
           </w:p>
         </w:tc>
@@ -2178,79 +2178,79 @@
                 <w:rFonts w:ascii="Calibri" w:hAnsi="Calibri"/>
                 <w:sz w:val="20"/>
               </w:rPr>
-              <w:t xml:space="default">M_the</w:t>
-            </w:r>
-          </w:p>
-        </w:tc>
-        <w:tc>
-          <w:tcPr>
-            <w:tcBorders>
-              <w:top w:val="single" w:space="0" w:color="D3D3D3"/>
-              <w:bottom w:val="single" w:space="0" w:color="D3D3D3"/>
-              <w:start w:val="single" w:space="0" w:color="D3D3D3"/>
-              <w:end w:val="single" w:space="0" w:color="D3D3D3"/>
-            </w:tcBorders>
-          </w:tcPr>
-          <w:p>
-            <w:pPr>
-              <w:spacing w:before="0" w:after="60"/>
-              <w:keepNext/>
-              <w:jc w:val="end"/>
-            </w:pPr>
-            <w:r>
-              <w:rPr>
-                <w:rFonts w:ascii="Calibri" w:hAnsi="Calibri"/>
-                <w:sz w:val="20"/>
-              </w:rPr>
-              <w:t xml:space="default">-16.623</w:t>
-            </w:r>
-          </w:p>
-        </w:tc>
-        <w:tc>
-          <w:tcPr>
-            <w:tcBorders>
-              <w:top w:val="single" w:space="0" w:color="D3D3D3"/>
-              <w:bottom w:val="single" w:space="0" w:color="D3D3D3"/>
-              <w:start w:val="single" w:space="0" w:color="D3D3D3"/>
-              <w:end w:val="single" w:space="0" w:color="D3D3D3"/>
-            </w:tcBorders>
-          </w:tcPr>
-          <w:p>
-            <w:pPr>
-              <w:spacing w:before="0" w:after="60"/>
-              <w:keepNext/>
-              <w:jc w:val="end"/>
-            </w:pPr>
-            <w:r>
-              <w:rPr>
-                <w:rFonts w:ascii="Calibri" w:hAnsi="Calibri"/>
-                <w:sz w:val="20"/>
-              </w:rPr>
-              <w:t xml:space="default">1.931</w:t>
-            </w:r>
-          </w:p>
-        </w:tc>
-        <w:tc>
-          <w:tcPr>
-            <w:tcBorders>
-              <w:top w:val="single" w:space="0" w:color="D3D3D3"/>
-              <w:bottom w:val="single" w:space="0" w:color="D3D3D3"/>
-              <w:start w:val="single" w:space="0" w:color="D3D3D3"/>
-              <w:end w:val="single" w:space="0" w:color="D3D3D3"/>
-            </w:tcBorders>
-          </w:tcPr>
-          <w:p>
-            <w:pPr>
-              <w:spacing w:before="0" w:after="60"/>
-              <w:keepNext/>
-              <w:jc w:val="end"/>
-            </w:pPr>
-            <w:r>
-              <w:rPr>
-                <w:rFonts w:ascii="Calibri" w:hAnsi="Calibri"/>
-                <w:sz w:val="20"/>
-              </w:rPr>
-              <w:t xml:space="default">0.250</w:t>
+              <w:t xml:space="default">M_hur</w:t>
+            </w:r>
+          </w:p>
+        </w:tc>
+        <w:tc>
+          <w:tcPr>
+            <w:tcBorders>
+              <w:top w:val="single" w:space="0" w:color="D3D3D3"/>
+              <w:bottom w:val="single" w:space="0" w:color="D3D3D3"/>
+              <w:start w:val="single" w:space="0" w:color="D3D3D3"/>
+              <w:end w:val="single" w:space="0" w:color="D3D3D3"/>
+            </w:tcBorders>
+          </w:tcPr>
+          <w:p>
+            <w:pPr>
+              <w:spacing w:before="0" w:after="60"/>
+              <w:keepNext/>
+              <w:jc w:val="end"/>
+            </w:pPr>
+            <w:r>
+              <w:rPr>
+                <w:rFonts w:ascii="Calibri" w:hAnsi="Calibri"/>
+                <w:sz w:val="20"/>
+              </w:rPr>
+              <w:t xml:space="default">-4.492</w:t>
+            </w:r>
+          </w:p>
+        </w:tc>
+        <w:tc>
+          <w:tcPr>
+            <w:tcBorders>
+              <w:top w:val="single" w:space="0" w:color="D3D3D3"/>
+              <w:bottom w:val="single" w:space="0" w:color="D3D3D3"/>
+              <w:start w:val="single" w:space="0" w:color="D3D3D3"/>
+              <w:end w:val="single" w:space="0" w:color="D3D3D3"/>
+            </w:tcBorders>
+          </w:tcPr>
+          <w:p>
+            <w:pPr>
+              <w:spacing w:before="0" w:after="60"/>
+              <w:keepNext/>
+              <w:jc w:val="end"/>
+            </w:pPr>
+            <w:r>
+              <w:rPr>
+                <w:rFonts w:ascii="Calibri" w:hAnsi="Calibri"/>
+                <w:sz w:val="20"/>
+              </w:rPr>
+              <w:t xml:space="default">0.589</w:t>
+            </w:r>
+          </w:p>
+        </w:tc>
+        <w:tc>
+          <w:tcPr>
+            <w:tcBorders>
+              <w:top w:val="single" w:space="0" w:color="D3D3D3"/>
+              <w:bottom w:val="single" w:space="0" w:color="D3D3D3"/>
+              <w:start w:val="single" w:space="0" w:color="D3D3D3"/>
+              <w:end w:val="single" w:space="0" w:color="D3D3D3"/>
+            </w:tcBorders>
+          </w:tcPr>
+          <w:p>
+            <w:pPr>
+              <w:spacing w:before="0" w:after="60"/>
+              <w:keepNext/>
+              <w:jc w:val="end"/>
+            </w:pPr>
+            <w:r>
+              <w:rPr>
+                <w:rFonts w:ascii="Calibri" w:hAnsi="Calibri"/>
+                <w:sz w:val="20"/>
+              </w:rPr>
+              <w:t xml:space="default">0.311</w:t>
             </w:r>
           </w:p>
         </w:tc>
@@ -2303,79 +2303,79 @@
                 <w:rFonts w:ascii="Calibri" w:hAnsi="Calibri"/>
                 <w:sz w:val="20"/>
               </w:rPr>
-              <w:t xml:space="default">M_temp</w:t>
-            </w:r>
-          </w:p>
-        </w:tc>
-        <w:tc>
-          <w:tcPr>
-            <w:tcBorders>
-              <w:top w:val="single" w:space="0" w:color="D3D3D3"/>
-              <w:bottom w:val="single" w:space="0" w:color="D3D3D3"/>
-              <w:start w:val="single" w:space="0" w:color="D3D3D3"/>
-              <w:end w:val="single" w:space="0" w:color="D3D3D3"/>
-            </w:tcBorders>
-          </w:tcPr>
-          <w:p>
-            <w:pPr>
-              <w:spacing w:before="0" w:after="60"/>
-              <w:keepNext/>
-              <w:jc w:val="end"/>
-            </w:pPr>
-            <w:r>
-              <w:rPr>
-                <w:rFonts w:ascii="Calibri" w:hAnsi="Calibri"/>
-                <w:sz w:val="20"/>
-              </w:rPr>
-              <w:t xml:space="default">-13.046</w:t>
-            </w:r>
-          </w:p>
-        </w:tc>
-        <w:tc>
-          <w:tcPr>
-            <w:tcBorders>
-              <w:top w:val="single" w:space="0" w:color="D3D3D3"/>
-              <w:bottom w:val="single" w:space="0" w:color="D3D3D3"/>
-              <w:start w:val="single" w:space="0" w:color="D3D3D3"/>
-              <w:end w:val="single" w:space="0" w:color="D3D3D3"/>
-            </w:tcBorders>
-          </w:tcPr>
-          <w:p>
-            <w:pPr>
-              <w:spacing w:before="0" w:after="60"/>
-              <w:keepNext/>
-              <w:jc w:val="end"/>
-            </w:pPr>
-            <w:r>
-              <w:rPr>
-                <w:rFonts w:ascii="Calibri" w:hAnsi="Calibri"/>
-                <w:sz w:val="20"/>
-              </w:rPr>
-              <w:t xml:space="default">5.508</w:t>
-            </w:r>
-          </w:p>
-        </w:tc>
-        <w:tc>
-          <w:tcPr>
-            <w:tcBorders>
-              <w:top w:val="single" w:space="0" w:color="D3D3D3"/>
-              <w:bottom w:val="single" w:space="0" w:color="D3D3D3"/>
-              <w:start w:val="single" w:space="0" w:color="D3D3D3"/>
-              <w:end w:val="single" w:space="0" w:color="D3D3D3"/>
-            </w:tcBorders>
-          </w:tcPr>
-          <w:p>
-            <w:pPr>
-              <w:spacing w:before="0" w:after="60"/>
-              <w:keepNext/>
-              <w:jc w:val="end"/>
-            </w:pPr>
-            <w:r>
-              <w:rPr>
-                <w:rFonts w:ascii="Calibri" w:hAnsi="Calibri"/>
-                <w:sz w:val="20"/>
-              </w:rPr>
-              <w:t xml:space="default">0.042</w:t>
+              <w:t xml:space="default">M_hav</w:t>
+            </w:r>
+          </w:p>
+        </w:tc>
+        <w:tc>
+          <w:tcPr>
+            <w:tcBorders>
+              <w:top w:val="single" w:space="0" w:color="D3D3D3"/>
+              <w:bottom w:val="single" w:space="0" w:color="D3D3D3"/>
+              <w:start w:val="single" w:space="0" w:color="D3D3D3"/>
+              <w:end w:val="single" w:space="0" w:color="D3D3D3"/>
+            </w:tcBorders>
+          </w:tcPr>
+          <w:p>
+            <w:pPr>
+              <w:spacing w:before="0" w:after="60"/>
+              <w:keepNext/>
+              <w:jc w:val="end"/>
+            </w:pPr>
+            <w:r>
+              <w:rPr>
+                <w:rFonts w:ascii="Calibri" w:hAnsi="Calibri"/>
+                <w:sz w:val="20"/>
+              </w:rPr>
+              <w:t xml:space="default">-2.973</w:t>
+            </w:r>
+          </w:p>
+        </w:tc>
+        <w:tc>
+          <w:tcPr>
+            <w:tcBorders>
+              <w:top w:val="single" w:space="0" w:color="D3D3D3"/>
+              <w:bottom w:val="single" w:space="0" w:color="D3D3D3"/>
+              <w:start w:val="single" w:space="0" w:color="D3D3D3"/>
+              <w:end w:val="single" w:space="0" w:color="D3D3D3"/>
+            </w:tcBorders>
+          </w:tcPr>
+          <w:p>
+            <w:pPr>
+              <w:spacing w:before="0" w:after="60"/>
+              <w:keepNext/>
+              <w:jc w:val="end"/>
+            </w:pPr>
+            <w:r>
+              <w:rPr>
+                <w:rFonts w:ascii="Calibri" w:hAnsi="Calibri"/>
+                <w:sz w:val="20"/>
+              </w:rPr>
+              <w:t xml:space="default">2.107</w:t>
+            </w:r>
+          </w:p>
+        </w:tc>
+        <w:tc>
+          <w:tcPr>
+            <w:tcBorders>
+              <w:top w:val="single" w:space="0" w:color="D3D3D3"/>
+              <w:bottom w:val="single" w:space="0" w:color="D3D3D3"/>
+              <w:start w:val="single" w:space="0" w:color="D3D3D3"/>
+              <w:end w:val="single" w:space="0" w:color="D3D3D3"/>
+            </w:tcBorders>
+          </w:tcPr>
+          <w:p>
+            <w:pPr>
+              <w:spacing w:before="0" w:after="60"/>
+              <w:keepNext/>
+              <w:jc w:val="end"/>
+            </w:pPr>
+            <w:r>
+              <w:rPr>
+                <w:rFonts w:ascii="Calibri" w:hAnsi="Calibri"/>
+                <w:sz w:val="20"/>
+              </w:rPr>
+              <w:t xml:space="default">0.146</w:t>
             </w:r>
           </w:p>
         </w:tc>
@@ -2428,79 +2428,79 @@
                 <w:rFonts w:ascii="Calibri" w:hAnsi="Calibri"/>
                 <w:sz w:val="20"/>
               </w:rPr>
-              <w:t xml:space="default">M_hur</w:t>
-            </w:r>
-          </w:p>
-        </w:tc>
-        <w:tc>
-          <w:tcPr>
-            <w:tcBorders>
-              <w:top w:val="single" w:space="0" w:color="D3D3D3"/>
-              <w:bottom w:val="single" w:space="0" w:color="D3D3D3"/>
-              <w:start w:val="single" w:space="0" w:color="D3D3D3"/>
-              <w:end w:val="single" w:space="0" w:color="D3D3D3"/>
-            </w:tcBorders>
-          </w:tcPr>
-          <w:p>
-            <w:pPr>
-              <w:spacing w:before="0" w:after="60"/>
-              <w:keepNext/>
-              <w:jc w:val="end"/>
-            </w:pPr>
-            <w:r>
-              <w:rPr>
-                <w:rFonts w:ascii="Calibri" w:hAnsi="Calibri"/>
-                <w:sz w:val="20"/>
-              </w:rPr>
-              <w:t xml:space="default">-12.979</w:t>
-            </w:r>
-          </w:p>
-        </w:tc>
-        <w:tc>
-          <w:tcPr>
-            <w:tcBorders>
-              <w:top w:val="single" w:space="0" w:color="D3D3D3"/>
-              <w:bottom w:val="single" w:space="0" w:color="D3D3D3"/>
-              <w:start w:val="single" w:space="0" w:color="D3D3D3"/>
-              <w:end w:val="single" w:space="0" w:color="D3D3D3"/>
-            </w:tcBorders>
-          </w:tcPr>
-          <w:p>
-            <w:pPr>
-              <w:spacing w:before="0" w:after="60"/>
-              <w:keepNext/>
-              <w:jc w:val="end"/>
-            </w:pPr>
-            <w:r>
-              <w:rPr>
-                <w:rFonts w:ascii="Calibri" w:hAnsi="Calibri"/>
-                <w:sz w:val="20"/>
-              </w:rPr>
-              <w:t xml:space="default">5.575</w:t>
-            </w:r>
-          </w:p>
-        </w:tc>
-        <w:tc>
-          <w:tcPr>
-            <w:tcBorders>
-              <w:top w:val="single" w:space="0" w:color="D3D3D3"/>
-              <w:bottom w:val="single" w:space="0" w:color="D3D3D3"/>
-              <w:start w:val="single" w:space="0" w:color="D3D3D3"/>
-              <w:end w:val="single" w:space="0" w:color="D3D3D3"/>
-            </w:tcBorders>
-          </w:tcPr>
-          <w:p>
-            <w:pPr>
-              <w:spacing w:before="0" w:after="60"/>
-              <w:keepNext/>
-              <w:jc w:val="end"/>
-            </w:pPr>
-            <w:r>
-              <w:rPr>
-                <w:rFonts w:ascii="Calibri" w:hAnsi="Calibri"/>
-                <w:sz w:val="20"/>
-              </w:rPr>
-              <w:t xml:space="default">0.040</w:t>
+              <w:t xml:space="default">M_the</w:t>
+            </w:r>
+          </w:p>
+        </w:tc>
+        <w:tc>
+          <w:tcPr>
+            <w:tcBorders>
+              <w:top w:val="single" w:space="0" w:color="D3D3D3"/>
+              <w:bottom w:val="single" w:space="0" w:color="D3D3D3"/>
+              <w:start w:val="single" w:space="0" w:color="D3D3D3"/>
+              <w:end w:val="single" w:space="0" w:color="D3D3D3"/>
+            </w:tcBorders>
+          </w:tcPr>
+          <w:p>
+            <w:pPr>
+              <w:spacing w:before="0" w:after="60"/>
+              <w:keepNext/>
+              <w:jc w:val="end"/>
+            </w:pPr>
+            <w:r>
+              <w:rPr>
+                <w:rFonts w:ascii="Calibri" w:hAnsi="Calibri"/>
+                <w:sz w:val="20"/>
+              </w:rPr>
+              <w:t xml:space="default">-0.745</w:t>
+            </w:r>
+          </w:p>
+        </w:tc>
+        <w:tc>
+          <w:tcPr>
+            <w:tcBorders>
+              <w:top w:val="single" w:space="0" w:color="D3D3D3"/>
+              <w:bottom w:val="single" w:space="0" w:color="D3D3D3"/>
+              <w:start w:val="single" w:space="0" w:color="D3D3D3"/>
+              <w:end w:val="single" w:space="0" w:color="D3D3D3"/>
+            </w:tcBorders>
+          </w:tcPr>
+          <w:p>
+            <w:pPr>
+              <w:spacing w:before="0" w:after="60"/>
+              <w:keepNext/>
+              <w:jc w:val="end"/>
+            </w:pPr>
+            <w:r>
+              <w:rPr>
+                <w:rFonts w:ascii="Calibri" w:hAnsi="Calibri"/>
+                <w:sz w:val="20"/>
+              </w:rPr>
+              <w:t xml:space="default">4.336</w:t>
+            </w:r>
+          </w:p>
+        </w:tc>
+        <w:tc>
+          <w:tcPr>
+            <w:tcBorders>
+              <w:top w:val="single" w:space="0" w:color="D3D3D3"/>
+              <w:bottom w:val="single" w:space="0" w:color="D3D3D3"/>
+              <w:start w:val="single" w:space="0" w:color="D3D3D3"/>
+              <w:end w:val="single" w:space="0" w:color="D3D3D3"/>
+            </w:tcBorders>
+          </w:tcPr>
+          <w:p>
+            <w:pPr>
+              <w:spacing w:before="0" w:after="60"/>
+              <w:keepNext/>
+              <w:jc w:val="end"/>
+            </w:pPr>
+            <w:r>
+              <w:rPr>
+                <w:rFonts w:ascii="Calibri" w:hAnsi="Calibri"/>
+                <w:sz w:val="20"/>
+              </w:rPr>
+              <w:t xml:space="default">0.048</w:t>
             </w:r>
           </w:p>
         </w:tc>
@@ -2553,79 +2553,79 @@
                 <w:rFonts w:ascii="Calibri" w:hAnsi="Calibri"/>
                 <w:sz w:val="20"/>
               </w:rPr>
-              <w:t xml:space="default">M_hav</w:t>
-            </w:r>
-          </w:p>
-        </w:tc>
-        <w:tc>
-          <w:tcPr>
-            <w:tcBorders>
-              <w:top w:val="single" w:space="0" w:color="D3D3D3"/>
-              <w:bottom w:val="single" w:space="0" w:color="D3D3D3"/>
-              <w:start w:val="single" w:space="0" w:color="D3D3D3"/>
-              <w:end w:val="single" w:space="0" w:color="D3D3D3"/>
-            </w:tcBorders>
-          </w:tcPr>
-          <w:p>
-            <w:pPr>
-              <w:spacing w:before="0" w:after="60"/>
-              <w:keepNext/>
-              <w:jc w:val="end"/>
-            </w:pPr>
-            <w:r>
-              <w:rPr>
-                <w:rFonts w:ascii="Calibri" w:hAnsi="Calibri"/>
-                <w:sz w:val="20"/>
-              </w:rPr>
-              <w:t xml:space="default">-10.459</w:t>
-            </w:r>
-          </w:p>
-        </w:tc>
-        <w:tc>
-          <w:tcPr>
-            <w:tcBorders>
-              <w:top w:val="single" w:space="0" w:color="D3D3D3"/>
-              <w:bottom w:val="single" w:space="0" w:color="D3D3D3"/>
-              <w:start w:val="single" w:space="0" w:color="D3D3D3"/>
-              <w:end w:val="single" w:space="0" w:color="D3D3D3"/>
-            </w:tcBorders>
-          </w:tcPr>
-          <w:p>
-            <w:pPr>
-              <w:spacing w:before="0" w:after="60"/>
-              <w:keepNext/>
-              <w:jc w:val="end"/>
-            </w:pPr>
-            <w:r>
-              <w:rPr>
-                <w:rFonts w:ascii="Calibri" w:hAnsi="Calibri"/>
-                <w:sz w:val="20"/>
-              </w:rPr>
-              <w:t xml:space="default">8.095</w:t>
-            </w:r>
-          </w:p>
-        </w:tc>
-        <w:tc>
-          <w:tcPr>
-            <w:tcBorders>
-              <w:top w:val="single" w:space="0" w:color="D3D3D3"/>
-              <w:bottom w:val="single" w:space="0" w:color="D3D3D3"/>
-              <w:start w:val="single" w:space="0" w:color="D3D3D3"/>
-              <w:end w:val="single" w:space="0" w:color="D3D3D3"/>
-            </w:tcBorders>
-          </w:tcPr>
-          <w:p>
-            <w:pPr>
-              <w:spacing w:before="0" w:after="60"/>
-              <w:keepNext/>
-              <w:jc w:val="end"/>
-            </w:pPr>
-            <w:r>
-              <w:rPr>
-                <w:rFonts w:ascii="Calibri" w:hAnsi="Calibri"/>
-                <w:sz w:val="20"/>
-              </w:rPr>
-              <w:t xml:space="default">0.011</w:t>
+              <w:t xml:space="default">M_hf</w:t>
+            </w:r>
+          </w:p>
+        </w:tc>
+        <w:tc>
+          <w:tcPr>
+            <w:tcBorders>
+              <w:top w:val="single" w:space="0" w:color="D3D3D3"/>
+              <w:bottom w:val="single" w:space="0" w:color="D3D3D3"/>
+              <w:start w:val="single" w:space="0" w:color="D3D3D3"/>
+              <w:end w:val="single" w:space="0" w:color="D3D3D3"/>
+            </w:tcBorders>
+          </w:tcPr>
+          <w:p>
+            <w:pPr>
+              <w:spacing w:before="0" w:after="60"/>
+              <w:keepNext/>
+              <w:jc w:val="end"/>
+            </w:pPr>
+            <w:r>
+              <w:rPr>
+                <w:rFonts w:ascii="Calibri" w:hAnsi="Calibri"/>
+                <w:sz w:val="20"/>
+              </w:rPr>
+              <w:t xml:space="default">-0.314</w:t>
+            </w:r>
+          </w:p>
+        </w:tc>
+        <w:tc>
+          <w:tcPr>
+            <w:tcBorders>
+              <w:top w:val="single" w:space="0" w:color="D3D3D3"/>
+              <w:bottom w:val="single" w:space="0" w:color="D3D3D3"/>
+              <w:start w:val="single" w:space="0" w:color="D3D3D3"/>
+              <w:end w:val="single" w:space="0" w:color="D3D3D3"/>
+            </w:tcBorders>
+          </w:tcPr>
+          <w:p>
+            <w:pPr>
+              <w:spacing w:before="0" w:after="60"/>
+              <w:keepNext/>
+              <w:jc w:val="end"/>
+            </w:pPr>
+            <w:r>
+              <w:rPr>
+                <w:rFonts w:ascii="Calibri" w:hAnsi="Calibri"/>
+                <w:sz w:val="20"/>
+              </w:rPr>
+              <w:t xml:space="default">4.766</w:t>
+            </w:r>
+          </w:p>
+        </w:tc>
+        <w:tc>
+          <w:tcPr>
+            <w:tcBorders>
+              <w:top w:val="single" w:space="0" w:color="D3D3D3"/>
+              <w:bottom w:val="single" w:space="0" w:color="D3D3D3"/>
+              <w:start w:val="single" w:space="0" w:color="D3D3D3"/>
+              <w:end w:val="single" w:space="0" w:color="D3D3D3"/>
+            </w:tcBorders>
+          </w:tcPr>
+          <w:p>
+            <w:pPr>
+              <w:spacing w:before="0" w:after="60"/>
+              <w:keepNext/>
+              <w:jc w:val="end"/>
+            </w:pPr>
+            <w:r>
+              <w:rPr>
+                <w:rFonts w:ascii="Calibri" w:hAnsi="Calibri"/>
+                <w:sz w:val="20"/>
+              </w:rPr>
+              <w:t xml:space="default">0.039</w:t>
             </w:r>
           </w:p>
         </w:tc>
@@ -2678,79 +2678,79 @@
                 <w:rFonts w:ascii="Calibri" w:hAnsi="Calibri"/>
                 <w:sz w:val="20"/>
               </w:rPr>
-              <w:t xml:space="default">M_hyd</w:t>
-            </w:r>
-          </w:p>
-        </w:tc>
-        <w:tc>
-          <w:tcPr>
-            <w:tcBorders>
-              <w:top w:val="single" w:space="0" w:color="D3D3D3"/>
-              <w:bottom w:val="single" w:space="0" w:color="D3D3D3"/>
-              <w:start w:val="single" w:space="0" w:color="D3D3D3"/>
-              <w:end w:val="single" w:space="0" w:color="D3D3D3"/>
-            </w:tcBorders>
-          </w:tcPr>
-          <w:p>
-            <w:pPr>
-              <w:spacing w:before="0" w:after="60"/>
-              <w:keepNext/>
-              <w:jc w:val="end"/>
-            </w:pPr>
-            <w:r>
-              <w:rPr>
-                <w:rFonts w:ascii="Calibri" w:hAnsi="Calibri"/>
-                <w:sz w:val="20"/>
-              </w:rPr>
-              <w:t xml:space="default">-4.180</w:t>
-            </w:r>
-          </w:p>
-        </w:tc>
-        <w:tc>
-          <w:tcPr>
-            <w:tcBorders>
-              <w:top w:val="single" w:space="0" w:color="D3D3D3"/>
-              <w:bottom w:val="single" w:space="0" w:color="D3D3D3"/>
-              <w:start w:val="single" w:space="0" w:color="D3D3D3"/>
-              <w:end w:val="single" w:space="0" w:color="D3D3D3"/>
-            </w:tcBorders>
-          </w:tcPr>
-          <w:p>
-            <w:pPr>
-              <w:spacing w:before="0" w:after="60"/>
-              <w:keepNext/>
-              <w:jc w:val="end"/>
-            </w:pPr>
-            <w:r>
-              <w:rPr>
-                <w:rFonts w:ascii="Calibri" w:hAnsi="Calibri"/>
-                <w:sz w:val="20"/>
-              </w:rPr>
-              <w:t xml:space="default">14.374</w:t>
-            </w:r>
-          </w:p>
-        </w:tc>
-        <w:tc>
-          <w:tcPr>
-            <w:tcBorders>
-              <w:top w:val="single" w:space="0" w:color="D3D3D3"/>
-              <w:bottom w:val="single" w:space="0" w:color="D3D3D3"/>
-              <w:start w:val="single" w:space="0" w:color="D3D3D3"/>
-              <w:end w:val="single" w:space="0" w:color="D3D3D3"/>
-            </w:tcBorders>
-          </w:tcPr>
-          <w:p>
-            <w:pPr>
-              <w:spacing w:before="0" w:after="60"/>
-              <w:keepNext/>
-              <w:jc w:val="end"/>
-            </w:pPr>
-            <w:r>
-              <w:rPr>
-                <w:rFonts w:ascii="Calibri" w:hAnsi="Calibri"/>
-                <w:sz w:val="20"/>
-              </w:rPr>
-              <w:t xml:space="default">0.000</w:t>
+              <w:t xml:space="default">M_dt</w:t>
+            </w:r>
+          </w:p>
+        </w:tc>
+        <w:tc>
+          <w:tcPr>
+            <w:tcBorders>
+              <w:top w:val="single" w:space="0" w:color="D3D3D3"/>
+              <w:bottom w:val="single" w:space="0" w:color="D3D3D3"/>
+              <w:start w:val="single" w:space="0" w:color="D3D3D3"/>
+              <w:end w:val="single" w:space="0" w:color="D3D3D3"/>
+            </w:tcBorders>
+          </w:tcPr>
+          <w:p>
+            <w:pPr>
+              <w:spacing w:before="0" w:after="60"/>
+              <w:keepNext/>
+              <w:jc w:val="end"/>
+            </w:pPr>
+            <w:r>
+              <w:rPr>
+                <w:rFonts w:ascii="Calibri" w:hAnsi="Calibri"/>
+                <w:sz w:val="20"/>
+              </w:rPr>
+              <w:t xml:space="default">0.658</w:t>
+            </w:r>
+          </w:p>
+        </w:tc>
+        <w:tc>
+          <w:tcPr>
+            <w:tcBorders>
+              <w:top w:val="single" w:space="0" w:color="D3D3D3"/>
+              <w:bottom w:val="single" w:space="0" w:color="D3D3D3"/>
+              <w:start w:val="single" w:space="0" w:color="D3D3D3"/>
+              <w:end w:val="single" w:space="0" w:color="D3D3D3"/>
+            </w:tcBorders>
+          </w:tcPr>
+          <w:p>
+            <w:pPr>
+              <w:spacing w:before="0" w:after="60"/>
+              <w:keepNext/>
+              <w:jc w:val="end"/>
+            </w:pPr>
+            <w:r>
+              <w:rPr>
+                <w:rFonts w:ascii="Calibri" w:hAnsi="Calibri"/>
+                <w:sz w:val="20"/>
+              </w:rPr>
+              <w:t xml:space="default">5.738</w:t>
+            </w:r>
+          </w:p>
+        </w:tc>
+        <w:tc>
+          <w:tcPr>
+            <w:tcBorders>
+              <w:top w:val="single" w:space="0" w:color="D3D3D3"/>
+              <w:bottom w:val="single" w:space="0" w:color="D3D3D3"/>
+              <w:start w:val="single" w:space="0" w:color="D3D3D3"/>
+              <w:end w:val="single" w:space="0" w:color="D3D3D3"/>
+            </w:tcBorders>
+          </w:tcPr>
+          <w:p>
+            <w:pPr>
+              <w:spacing w:before="0" w:after="60"/>
+              <w:keepNext/>
+              <w:jc w:val="end"/>
+            </w:pPr>
+            <w:r>
+              <w:rPr>
+                <w:rFonts w:ascii="Calibri" w:hAnsi="Calibri"/>
+                <w:sz w:val="20"/>
+              </w:rPr>
+              <w:t xml:space="default">0.024</w:t>
             </w:r>
           </w:p>
         </w:tc>
@@ -2803,79 +2803,79 @@
                 <w:rFonts w:ascii="Calibri" w:hAnsi="Calibri"/>
                 <w:sz w:val="20"/>
               </w:rPr>
-              <w:t xml:space="default">M_dt</w:t>
-            </w:r>
-          </w:p>
-        </w:tc>
-        <w:tc>
-          <w:tcPr>
-            <w:tcBorders>
-              <w:top w:val="single" w:space="0" w:color="D3D3D3"/>
-              <w:bottom w:val="single" w:space="0" w:color="D3D3D3"/>
-              <w:start w:val="single" w:space="0" w:color="D3D3D3"/>
-              <w:end w:val="single" w:space="0" w:color="D3D3D3"/>
-            </w:tcBorders>
-          </w:tcPr>
-          <w:p>
-            <w:pPr>
-              <w:spacing w:before="0" w:after="60"/>
-              <w:keepNext/>
-              <w:jc w:val="end"/>
-            </w:pPr>
-            <w:r>
-              <w:rPr>
-                <w:rFonts w:ascii="Calibri" w:hAnsi="Calibri"/>
-                <w:sz w:val="20"/>
-              </w:rPr>
-              <w:t xml:space="default">-3.725</w:t>
-            </w:r>
-          </w:p>
-        </w:tc>
-        <w:tc>
-          <w:tcPr>
-            <w:tcBorders>
-              <w:top w:val="single" w:space="0" w:color="D3D3D3"/>
-              <w:bottom w:val="single" w:space="0" w:color="D3D3D3"/>
-              <w:start w:val="single" w:space="0" w:color="D3D3D3"/>
-              <w:end w:val="single" w:space="0" w:color="D3D3D3"/>
-            </w:tcBorders>
-          </w:tcPr>
-          <w:p>
-            <w:pPr>
-              <w:spacing w:before="0" w:after="60"/>
-              <w:keepNext/>
-              <w:jc w:val="end"/>
-            </w:pPr>
-            <w:r>
-              <w:rPr>
-                <w:rFonts w:ascii="Calibri" w:hAnsi="Calibri"/>
-                <w:sz w:val="20"/>
-              </w:rPr>
-              <w:t xml:space="default">14.829</w:t>
-            </w:r>
-          </w:p>
-        </w:tc>
-        <w:tc>
-          <w:tcPr>
-            <w:tcBorders>
-              <w:top w:val="single" w:space="0" w:color="D3D3D3"/>
-              <w:bottom w:val="single" w:space="0" w:color="D3D3D3"/>
-              <w:start w:val="single" w:space="0" w:color="D3D3D3"/>
-              <w:end w:val="single" w:space="0" w:color="D3D3D3"/>
-            </w:tcBorders>
-          </w:tcPr>
-          <w:p>
-            <w:pPr>
-              <w:spacing w:before="0" w:after="60"/>
-              <w:keepNext/>
-              <w:jc w:val="end"/>
-            </w:pPr>
-            <w:r>
-              <w:rPr>
-                <w:rFonts w:ascii="Calibri" w:hAnsi="Calibri"/>
-                <w:sz w:val="20"/>
-              </w:rPr>
-              <w:t xml:space="default">0.000</w:t>
+              <w:t xml:space="default">M_hyd</w:t>
+            </w:r>
+          </w:p>
+        </w:tc>
+        <w:tc>
+          <w:tcPr>
+            <w:tcBorders>
+              <w:top w:val="single" w:space="0" w:color="D3D3D3"/>
+              <w:bottom w:val="single" w:space="0" w:color="D3D3D3"/>
+              <w:start w:val="single" w:space="0" w:color="D3D3D3"/>
+              <w:end w:val="single" w:space="0" w:color="D3D3D3"/>
+            </w:tcBorders>
+          </w:tcPr>
+          <w:p>
+            <w:pPr>
+              <w:spacing w:before="0" w:after="60"/>
+              <w:keepNext/>
+              <w:jc w:val="end"/>
+            </w:pPr>
+            <w:r>
+              <w:rPr>
+                <w:rFonts w:ascii="Calibri" w:hAnsi="Calibri"/>
+                <w:sz w:val="20"/>
+              </w:rPr>
+              <w:t xml:space="default">1.619</w:t>
+            </w:r>
+          </w:p>
+        </w:tc>
+        <w:tc>
+          <w:tcPr>
+            <w:tcBorders>
+              <w:top w:val="single" w:space="0" w:color="D3D3D3"/>
+              <w:bottom w:val="single" w:space="0" w:color="D3D3D3"/>
+              <w:start w:val="single" w:space="0" w:color="D3D3D3"/>
+              <w:end w:val="single" w:space="0" w:color="D3D3D3"/>
+            </w:tcBorders>
+          </w:tcPr>
+          <w:p>
+            <w:pPr>
+              <w:spacing w:before="0" w:after="60"/>
+              <w:keepNext/>
+              <w:jc w:val="end"/>
+            </w:pPr>
+            <w:r>
+              <w:rPr>
+                <w:rFonts w:ascii="Calibri" w:hAnsi="Calibri"/>
+                <w:sz w:val="20"/>
+              </w:rPr>
+              <w:t xml:space="default">6.700</w:t>
+            </w:r>
+          </w:p>
+        </w:tc>
+        <w:tc>
+          <w:tcPr>
+            <w:tcBorders>
+              <w:top w:val="single" w:space="0" w:color="D3D3D3"/>
+              <w:bottom w:val="single" w:space="0" w:color="D3D3D3"/>
+              <w:start w:val="single" w:space="0" w:color="D3D3D3"/>
+              <w:end w:val="single" w:space="0" w:color="D3D3D3"/>
+            </w:tcBorders>
+          </w:tcPr>
+          <w:p>
+            <w:pPr>
+              <w:spacing w:before="0" w:after="60"/>
+              <w:keepNext/>
+              <w:jc w:val="end"/>
+            </w:pPr>
+            <w:r>
+              <w:rPr>
+                <w:rFonts w:ascii="Calibri" w:hAnsi="Calibri"/>
+                <w:sz w:val="20"/>
+              </w:rPr>
+              <w:t xml:space="default">0.015</w:t>
             </w:r>
           </w:p>
         </w:tc>
@@ -2960,31 +2960,31 @@
                 <w:rFonts w:ascii="Calibri" w:hAnsi="Calibri"/>
                 <w:sz w:val="20"/>
               </w:rPr>
-              <w:t xml:space="default">M_dt</w:t>
-            </w:r>
-          </w:p>
-        </w:tc>
-        <w:tc>
-          <w:tcPr>
-            <w:tcBorders>
-              <w:top w:val="single" w:space="0" w:color="D3D3D3"/>
-              <w:bottom w:val="single" w:space="0" w:color="D3D3D3"/>
-              <w:start w:val="single" w:space="0" w:color="D3D3D3"/>
-              <w:end w:val="single" w:space="0" w:color="D3D3D3"/>
-            </w:tcBorders>
-          </w:tcPr>
-          <w:p>
-            <w:pPr>
-              <w:spacing w:before="0" w:after="60"/>
-              <w:keepNext/>
-              <w:jc w:val="end"/>
-            </w:pPr>
-            <w:r>
-              <w:rPr>
-                <w:rFonts w:ascii="Calibri" w:hAnsi="Calibri"/>
-                <w:sz w:val="20"/>
-              </w:rPr>
-              <w:t xml:space="default">-7.449</w:t>
+              <w:t xml:space="default">M_hyd</w:t>
+            </w:r>
+          </w:p>
+        </w:tc>
+        <w:tc>
+          <w:tcPr>
+            <w:tcBorders>
+              <w:top w:val="single" w:space="0" w:color="D3D3D3"/>
+              <w:bottom w:val="single" w:space="0" w:color="D3D3D3"/>
+              <w:start w:val="single" w:space="0" w:color="D3D3D3"/>
+              <w:end w:val="single" w:space="0" w:color="D3D3D3"/>
+            </w:tcBorders>
+          </w:tcPr>
+          <w:p>
+            <w:pPr>
+              <w:spacing w:before="0" w:after="60"/>
+              <w:keepNext/>
+              <w:jc w:val="end"/>
+            </w:pPr>
+            <w:r>
+              <w:rPr>
+                <w:rFonts w:ascii="Calibri" w:hAnsi="Calibri"/>
+                <w:sz w:val="20"/>
+              </w:rPr>
+              <w:t xml:space="default">-8.932</w:t>
             </w:r>
           </w:p>
         </w:tc>
@@ -3032,7 +3032,7 @@
                 <w:rFonts w:ascii="Calibri" w:hAnsi="Calibri"/>
                 <w:sz w:val="20"/>
               </w:rPr>
-              <w:t xml:space="default">0.214</w:t>
+              <w:t xml:space="default">0.652</w:t>
             </w:r>
           </w:p>
         </w:tc>
@@ -3085,79 +3085,79 @@
                 <w:rFonts w:ascii="Calibri" w:hAnsi="Calibri"/>
                 <w:sz w:val="20"/>
               </w:rPr>
-              <w:t xml:space="default">M_hur</w:t>
-            </w:r>
-          </w:p>
-        </w:tc>
-        <w:tc>
-          <w:tcPr>
-            <w:tcBorders>
-              <w:top w:val="single" w:space="0" w:color="D3D3D3"/>
-              <w:bottom w:val="single" w:space="0" w:color="D3D3D3"/>
-              <w:start w:val="single" w:space="0" w:color="D3D3D3"/>
-              <w:end w:val="single" w:space="0" w:color="D3D3D3"/>
-            </w:tcBorders>
-          </w:tcPr>
-          <w:p>
-            <w:pPr>
-              <w:spacing w:before="0" w:after="60"/>
-              <w:keepNext/>
-              <w:jc w:val="end"/>
-            </w:pPr>
-            <w:r>
-              <w:rPr>
-                <w:rFonts w:ascii="Calibri" w:hAnsi="Calibri"/>
-                <w:sz w:val="20"/>
-              </w:rPr>
-              <w:t xml:space="default">-7.315</w:t>
-            </w:r>
-          </w:p>
-        </w:tc>
-        <w:tc>
-          <w:tcPr>
-            <w:tcBorders>
-              <w:top w:val="single" w:space="0" w:color="D3D3D3"/>
-              <w:bottom w:val="single" w:space="0" w:color="D3D3D3"/>
-              <w:start w:val="single" w:space="0" w:color="D3D3D3"/>
-              <w:end w:val="single" w:space="0" w:color="D3D3D3"/>
-            </w:tcBorders>
-          </w:tcPr>
-          <w:p>
-            <w:pPr>
-              <w:spacing w:before="0" w:after="60"/>
-              <w:keepNext/>
-              <w:jc w:val="end"/>
-            </w:pPr>
-            <w:r>
-              <w:rPr>
-                <w:rFonts w:ascii="Calibri" w:hAnsi="Calibri"/>
-                <w:sz w:val="20"/>
-              </w:rPr>
-              <w:t xml:space="default">0.134</w:t>
-            </w:r>
-          </w:p>
-        </w:tc>
-        <w:tc>
-          <w:tcPr>
-            <w:tcBorders>
-              <w:top w:val="single" w:space="0" w:color="D3D3D3"/>
-              <w:bottom w:val="single" w:space="0" w:color="D3D3D3"/>
-              <w:start w:val="single" w:space="0" w:color="D3D3D3"/>
-              <w:end w:val="single" w:space="0" w:color="D3D3D3"/>
-            </w:tcBorders>
-          </w:tcPr>
-          <w:p>
-            <w:pPr>
-              <w:spacing w:before="0" w:after="60"/>
-              <w:keepNext/>
-              <w:jc w:val="end"/>
-            </w:pPr>
-            <w:r>
-              <w:rPr>
-                <w:rFonts w:ascii="Calibri" w:hAnsi="Calibri"/>
-                <w:sz w:val="20"/>
-              </w:rPr>
-              <w:t xml:space="default">0.200</w:t>
+              <w:t xml:space="default">M_dt</w:t>
+            </w:r>
+          </w:p>
+        </w:tc>
+        <w:tc>
+          <w:tcPr>
+            <w:tcBorders>
+              <w:top w:val="single" w:space="0" w:color="D3D3D3"/>
+              <w:bottom w:val="single" w:space="0" w:color="D3D3D3"/>
+              <w:start w:val="single" w:space="0" w:color="D3D3D3"/>
+              <w:end w:val="single" w:space="0" w:color="D3D3D3"/>
+            </w:tcBorders>
+          </w:tcPr>
+          <w:p>
+            <w:pPr>
+              <w:spacing w:before="0" w:after="60"/>
+              <w:keepNext/>
+              <w:jc w:val="end"/>
+            </w:pPr>
+            <w:r>
+              <w:rPr>
+                <w:rFonts w:ascii="Calibri" w:hAnsi="Calibri"/>
+                <w:sz w:val="20"/>
+              </w:rPr>
+              <w:t xml:space="default">-5.106</w:t>
+            </w:r>
+          </w:p>
+        </w:tc>
+        <w:tc>
+          <w:tcPr>
+            <w:tcBorders>
+              <w:top w:val="single" w:space="0" w:color="D3D3D3"/>
+              <w:bottom w:val="single" w:space="0" w:color="D3D3D3"/>
+              <w:start w:val="single" w:space="0" w:color="D3D3D3"/>
+              <w:end w:val="single" w:space="0" w:color="D3D3D3"/>
+            </w:tcBorders>
+          </w:tcPr>
+          <w:p>
+            <w:pPr>
+              <w:spacing w:before="0" w:after="60"/>
+              <w:keepNext/>
+              <w:jc w:val="end"/>
+            </w:pPr>
+            <w:r>
+              <w:rPr>
+                <w:rFonts w:ascii="Calibri" w:hAnsi="Calibri"/>
+                <w:sz w:val="20"/>
+              </w:rPr>
+              <w:t xml:space="default">3.826</w:t>
+            </w:r>
+          </w:p>
+        </w:tc>
+        <w:tc>
+          <w:tcPr>
+            <w:tcBorders>
+              <w:top w:val="single" w:space="0" w:color="D3D3D3"/>
+              <w:bottom w:val="single" w:space="0" w:color="D3D3D3"/>
+              <w:start w:val="single" w:space="0" w:color="D3D3D3"/>
+              <w:end w:val="single" w:space="0" w:color="D3D3D3"/>
+            </w:tcBorders>
+          </w:tcPr>
+          <w:p>
+            <w:pPr>
+              <w:spacing w:before="0" w:after="60"/>
+              <w:keepNext/>
+              <w:jc w:val="end"/>
+            </w:pPr>
+            <w:r>
+              <w:rPr>
+                <w:rFonts w:ascii="Calibri" w:hAnsi="Calibri"/>
+                <w:sz w:val="20"/>
+              </w:rPr>
+              <w:t xml:space="default">0.096</w:t>
             </w:r>
           </w:p>
         </w:tc>
@@ -3210,79 +3210,79 @@
                 <w:rFonts w:ascii="Calibri" w:hAnsi="Calibri"/>
                 <w:sz w:val="20"/>
               </w:rPr>
-              <w:t xml:space="default">M_hf</w:t>
-            </w:r>
-          </w:p>
-        </w:tc>
-        <w:tc>
-          <w:tcPr>
-            <w:tcBorders>
-              <w:top w:val="single" w:space="0" w:color="D3D3D3"/>
-              <w:bottom w:val="single" w:space="0" w:color="D3D3D3"/>
-              <w:start w:val="single" w:space="0" w:color="D3D3D3"/>
-              <w:end w:val="single" w:space="0" w:color="D3D3D3"/>
-            </w:tcBorders>
-          </w:tcPr>
-          <w:p>
-            <w:pPr>
-              <w:spacing w:before="0" w:after="60"/>
-              <w:keepNext/>
-              <w:jc w:val="end"/>
-            </w:pPr>
-            <w:r>
-              <w:rPr>
-                <w:rFonts w:ascii="Calibri" w:hAnsi="Calibri"/>
-                <w:sz w:val="20"/>
-              </w:rPr>
-              <w:t xml:space="default">-7.258</w:t>
-            </w:r>
-          </w:p>
-        </w:tc>
-        <w:tc>
-          <w:tcPr>
-            <w:tcBorders>
-              <w:top w:val="single" w:space="0" w:color="D3D3D3"/>
-              <w:bottom w:val="single" w:space="0" w:color="D3D3D3"/>
-              <w:start w:val="single" w:space="0" w:color="D3D3D3"/>
-              <w:end w:val="single" w:space="0" w:color="D3D3D3"/>
-            </w:tcBorders>
-          </w:tcPr>
-          <w:p>
-            <w:pPr>
-              <w:spacing w:before="0" w:after="60"/>
-              <w:keepNext/>
-              <w:jc w:val="end"/>
-            </w:pPr>
-            <w:r>
-              <w:rPr>
-                <w:rFonts w:ascii="Calibri" w:hAnsi="Calibri"/>
-                <w:sz w:val="20"/>
-              </w:rPr>
-              <w:t xml:space="default">0.191</w:t>
-            </w:r>
-          </w:p>
-        </w:tc>
-        <w:tc>
-          <w:tcPr>
-            <w:tcBorders>
-              <w:top w:val="single" w:space="0" w:color="D3D3D3"/>
-              <w:bottom w:val="single" w:space="0" w:color="D3D3D3"/>
-              <w:start w:val="single" w:space="0" w:color="D3D3D3"/>
-              <w:end w:val="single" w:space="0" w:color="D3D3D3"/>
-            </w:tcBorders>
-          </w:tcPr>
-          <w:p>
-            <w:pPr>
-              <w:spacing w:before="0" w:after="60"/>
-              <w:keepNext/>
-              <w:jc w:val="end"/>
-            </w:pPr>
-            <w:r>
-              <w:rPr>
-                <w:rFonts w:ascii="Calibri" w:hAnsi="Calibri"/>
-                <w:sz w:val="20"/>
-              </w:rPr>
-              <w:t xml:space="default">0.195</w:t>
+              <w:t xml:space="default">M_hav</w:t>
+            </w:r>
+          </w:p>
+        </w:tc>
+        <w:tc>
+          <w:tcPr>
+            <w:tcBorders>
+              <w:top w:val="single" w:space="0" w:color="D3D3D3"/>
+              <w:bottom w:val="single" w:space="0" w:color="D3D3D3"/>
+              <w:start w:val="single" w:space="0" w:color="D3D3D3"/>
+              <w:end w:val="single" w:space="0" w:color="D3D3D3"/>
+            </w:tcBorders>
+          </w:tcPr>
+          <w:p>
+            <w:pPr>
+              <w:spacing w:before="0" w:after="60"/>
+              <w:keepNext/>
+              <w:jc w:val="end"/>
+            </w:pPr>
+            <w:r>
+              <w:rPr>
+                <w:rFonts w:ascii="Calibri" w:hAnsi="Calibri"/>
+                <w:sz w:val="20"/>
+              </w:rPr>
+              <w:t xml:space="default">-5.009</w:t>
+            </w:r>
+          </w:p>
+        </w:tc>
+        <w:tc>
+          <w:tcPr>
+            <w:tcBorders>
+              <w:top w:val="single" w:space="0" w:color="D3D3D3"/>
+              <w:bottom w:val="single" w:space="0" w:color="D3D3D3"/>
+              <w:start w:val="single" w:space="0" w:color="D3D3D3"/>
+              <w:end w:val="single" w:space="0" w:color="D3D3D3"/>
+            </w:tcBorders>
+          </w:tcPr>
+          <w:p>
+            <w:pPr>
+              <w:spacing w:before="0" w:after="60"/>
+              <w:keepNext/>
+              <w:jc w:val="end"/>
+            </w:pPr>
+            <w:r>
+              <w:rPr>
+                <w:rFonts w:ascii="Calibri" w:hAnsi="Calibri"/>
+                <w:sz w:val="20"/>
+              </w:rPr>
+              <w:t xml:space="default">3.922</w:t>
+            </w:r>
+          </w:p>
+        </w:tc>
+        <w:tc>
+          <w:tcPr>
+            <w:tcBorders>
+              <w:top w:val="single" w:space="0" w:color="D3D3D3"/>
+              <w:bottom w:val="single" w:space="0" w:color="D3D3D3"/>
+              <w:start w:val="single" w:space="0" w:color="D3D3D3"/>
+              <w:end w:val="single" w:space="0" w:color="D3D3D3"/>
+            </w:tcBorders>
+          </w:tcPr>
+          <w:p>
+            <w:pPr>
+              <w:spacing w:before="0" w:after="60"/>
+              <w:keepNext/>
+              <w:jc w:val="end"/>
+            </w:pPr>
+            <w:r>
+              <w:rPr>
+                <w:rFonts w:ascii="Calibri" w:hAnsi="Calibri"/>
+                <w:sz w:val="20"/>
+              </w:rPr>
+              <w:t xml:space="default">0.092</w:t>
             </w:r>
           </w:p>
         </w:tc>
@@ -3335,79 +3335,79 @@
                 <w:rFonts w:ascii="Calibri" w:hAnsi="Calibri"/>
                 <w:sz w:val="20"/>
               </w:rPr>
-              <w:t xml:space="default">M_hyd</w:t>
-            </w:r>
-          </w:p>
-        </w:tc>
-        <w:tc>
-          <w:tcPr>
-            <w:tcBorders>
-              <w:top w:val="single" w:space="0" w:color="D3D3D3"/>
-              <w:bottom w:val="single" w:space="0" w:color="D3D3D3"/>
-              <w:start w:val="single" w:space="0" w:color="D3D3D3"/>
-              <w:end w:val="single" w:space="0" w:color="D3D3D3"/>
-            </w:tcBorders>
-          </w:tcPr>
-          <w:p>
-            <w:pPr>
-              <w:spacing w:before="0" w:after="60"/>
-              <w:keepNext/>
-              <w:jc w:val="end"/>
-            </w:pPr>
-            <w:r>
-              <w:rPr>
-                <w:rFonts w:ascii="Calibri" w:hAnsi="Calibri"/>
-                <w:sz w:val="20"/>
-              </w:rPr>
-              <w:t xml:space="default">-6.330</w:t>
-            </w:r>
-          </w:p>
-        </w:tc>
-        <w:tc>
-          <w:tcPr>
-            <w:tcBorders>
-              <w:top w:val="single" w:space="0" w:color="D3D3D3"/>
-              <w:bottom w:val="single" w:space="0" w:color="D3D3D3"/>
-              <w:start w:val="single" w:space="0" w:color="D3D3D3"/>
-              <w:end w:val="single" w:space="0" w:color="D3D3D3"/>
-            </w:tcBorders>
-          </w:tcPr>
-          <w:p>
-            <w:pPr>
-              <w:spacing w:before="0" w:after="60"/>
-              <w:keepNext/>
-              <w:jc w:val="end"/>
-            </w:pPr>
-            <w:r>
-              <w:rPr>
-                <w:rFonts w:ascii="Calibri" w:hAnsi="Calibri"/>
-                <w:sz w:val="20"/>
-              </w:rPr>
-              <w:t xml:space="default">1.119</w:t>
-            </w:r>
-          </w:p>
-        </w:tc>
-        <w:tc>
-          <w:tcPr>
-            <w:tcBorders>
-              <w:top w:val="single" w:space="0" w:color="D3D3D3"/>
-              <w:bottom w:val="single" w:space="0" w:color="D3D3D3"/>
-              <w:start w:val="single" w:space="0" w:color="D3D3D3"/>
-              <w:end w:val="single" w:space="0" w:color="D3D3D3"/>
-            </w:tcBorders>
-          </w:tcPr>
-          <w:p>
-            <w:pPr>
-              <w:spacing w:before="0" w:after="60"/>
-              <w:keepNext/>
-              <w:jc w:val="end"/>
-            </w:pPr>
-            <w:r>
-              <w:rPr>
-                <w:rFonts w:ascii="Calibri" w:hAnsi="Calibri"/>
-                <w:sz w:val="20"/>
-              </w:rPr>
-              <w:t xml:space="default">0.122</w:t>
+              <w:t xml:space="default">M_hf</w:t>
+            </w:r>
+          </w:p>
+        </w:tc>
+        <w:tc>
+          <w:tcPr>
+            <w:tcBorders>
+              <w:top w:val="single" w:space="0" w:color="D3D3D3"/>
+              <w:bottom w:val="single" w:space="0" w:color="D3D3D3"/>
+              <w:start w:val="single" w:space="0" w:color="D3D3D3"/>
+              <w:end w:val="single" w:space="0" w:color="D3D3D3"/>
+            </w:tcBorders>
+          </w:tcPr>
+          <w:p>
+            <w:pPr>
+              <w:spacing w:before="0" w:after="60"/>
+              <w:keepNext/>
+              <w:jc w:val="end"/>
+            </w:pPr>
+            <w:r>
+              <w:rPr>
+                <w:rFonts w:ascii="Calibri" w:hAnsi="Calibri"/>
+                <w:sz w:val="20"/>
+              </w:rPr>
+              <w:t xml:space="default">-3.992</w:t>
+            </w:r>
+          </w:p>
+        </w:tc>
+        <w:tc>
+          <w:tcPr>
+            <w:tcBorders>
+              <w:top w:val="single" w:space="0" w:color="D3D3D3"/>
+              <w:bottom w:val="single" w:space="0" w:color="D3D3D3"/>
+              <w:start w:val="single" w:space="0" w:color="D3D3D3"/>
+              <w:end w:val="single" w:space="0" w:color="D3D3D3"/>
+            </w:tcBorders>
+          </w:tcPr>
+          <w:p>
+            <w:pPr>
+              <w:spacing w:before="0" w:after="60"/>
+              <w:keepNext/>
+              <w:jc w:val="end"/>
+            </w:pPr>
+            <w:r>
+              <w:rPr>
+                <w:rFonts w:ascii="Calibri" w:hAnsi="Calibri"/>
+                <w:sz w:val="20"/>
+              </w:rPr>
+              <w:t xml:space="default">4.940</w:t>
+            </w:r>
+          </w:p>
+        </w:tc>
+        <w:tc>
+          <w:tcPr>
+            <w:tcBorders>
+              <w:top w:val="single" w:space="0" w:color="D3D3D3"/>
+              <w:bottom w:val="single" w:space="0" w:color="D3D3D3"/>
+              <w:start w:val="single" w:space="0" w:color="D3D3D3"/>
+              <w:end w:val="single" w:space="0" w:color="D3D3D3"/>
+            </w:tcBorders>
+          </w:tcPr>
+          <w:p>
+            <w:pPr>
+              <w:spacing w:before="0" w:after="60"/>
+              <w:keepNext/>
+              <w:jc w:val="end"/>
+            </w:pPr>
+            <w:r>
+              <w:rPr>
+                <w:rFonts w:ascii="Calibri" w:hAnsi="Calibri"/>
+                <w:sz w:val="20"/>
+              </w:rPr>
+              <w:t xml:space="default">0.055</w:t>
             </w:r>
           </w:p>
         </w:tc>
@@ -3460,79 +3460,79 @@
                 <w:rFonts w:ascii="Calibri" w:hAnsi="Calibri"/>
                 <w:sz w:val="20"/>
               </w:rPr>
-              <w:t xml:space="default">M_hav</w:t>
-            </w:r>
-          </w:p>
-        </w:tc>
-        <w:tc>
-          <w:tcPr>
-            <w:tcBorders>
-              <w:top w:val="single" w:space="0" w:color="D3D3D3"/>
-              <w:bottom w:val="single" w:space="0" w:color="D3D3D3"/>
-              <w:start w:val="single" w:space="0" w:color="D3D3D3"/>
-              <w:end w:val="single" w:space="0" w:color="D3D3D3"/>
-            </w:tcBorders>
-          </w:tcPr>
-          <w:p>
-            <w:pPr>
-              <w:spacing w:before="0" w:after="60"/>
-              <w:keepNext/>
-              <w:jc w:val="end"/>
-            </w:pPr>
-            <w:r>
-              <w:rPr>
-                <w:rFonts w:ascii="Calibri" w:hAnsi="Calibri"/>
-                <w:sz w:val="20"/>
-              </w:rPr>
-              <w:t xml:space="default">-6.115</w:t>
-            </w:r>
-          </w:p>
-        </w:tc>
-        <w:tc>
-          <w:tcPr>
-            <w:tcBorders>
-              <w:top w:val="single" w:space="0" w:color="D3D3D3"/>
-              <w:bottom w:val="single" w:space="0" w:color="D3D3D3"/>
-              <w:start w:val="single" w:space="0" w:color="D3D3D3"/>
-              <w:end w:val="single" w:space="0" w:color="D3D3D3"/>
-            </w:tcBorders>
-          </w:tcPr>
-          <w:p>
-            <w:pPr>
-              <w:spacing w:before="0" w:after="60"/>
-              <w:keepNext/>
-              <w:jc w:val="end"/>
-            </w:pPr>
-            <w:r>
-              <w:rPr>
-                <w:rFonts w:ascii="Calibri" w:hAnsi="Calibri"/>
-                <w:sz w:val="20"/>
-              </w:rPr>
-              <w:t xml:space="default">1.334</w:t>
-            </w:r>
-          </w:p>
-        </w:tc>
-        <w:tc>
-          <w:tcPr>
-            <w:tcBorders>
-              <w:top w:val="single" w:space="0" w:color="D3D3D3"/>
-              <w:bottom w:val="single" w:space="0" w:color="D3D3D3"/>
-              <w:start w:val="single" w:space="0" w:color="D3D3D3"/>
-              <w:end w:val="single" w:space="0" w:color="D3D3D3"/>
-            </w:tcBorders>
-          </w:tcPr>
-          <w:p>
-            <w:pPr>
-              <w:spacing w:before="0" w:after="60"/>
-              <w:keepNext/>
-              <w:jc w:val="end"/>
-            </w:pPr>
-            <w:r>
-              <w:rPr>
-                <w:rFonts w:ascii="Calibri" w:hAnsi="Calibri"/>
-                <w:sz w:val="20"/>
-              </w:rPr>
-              <w:t xml:space="default">0.110</w:t>
+              <w:t xml:space="default">M_temp</w:t>
+            </w:r>
+          </w:p>
+        </w:tc>
+        <w:tc>
+          <w:tcPr>
+            <w:tcBorders>
+              <w:top w:val="single" w:space="0" w:color="D3D3D3"/>
+              <w:bottom w:val="single" w:space="0" w:color="D3D3D3"/>
+              <w:start w:val="single" w:space="0" w:color="D3D3D3"/>
+              <w:end w:val="single" w:space="0" w:color="D3D3D3"/>
+            </w:tcBorders>
+          </w:tcPr>
+          <w:p>
+            <w:pPr>
+              <w:spacing w:before="0" w:after="60"/>
+              <w:keepNext/>
+              <w:jc w:val="end"/>
+            </w:pPr>
+            <w:r>
+              <w:rPr>
+                <w:rFonts w:ascii="Calibri" w:hAnsi="Calibri"/>
+                <w:sz w:val="20"/>
+              </w:rPr>
+              <w:t xml:space="default">-3.590</w:t>
+            </w:r>
+          </w:p>
+        </w:tc>
+        <w:tc>
+          <w:tcPr>
+            <w:tcBorders>
+              <w:top w:val="single" w:space="0" w:color="D3D3D3"/>
+              <w:bottom w:val="single" w:space="0" w:color="D3D3D3"/>
+              <w:start w:val="single" w:space="0" w:color="D3D3D3"/>
+              <w:end w:val="single" w:space="0" w:color="D3D3D3"/>
+            </w:tcBorders>
+          </w:tcPr>
+          <w:p>
+            <w:pPr>
+              <w:spacing w:before="0" w:after="60"/>
+              <w:keepNext/>
+              <w:jc w:val="end"/>
+            </w:pPr>
+            <w:r>
+              <w:rPr>
+                <w:rFonts w:ascii="Calibri" w:hAnsi="Calibri"/>
+                <w:sz w:val="20"/>
+              </w:rPr>
+              <w:t xml:space="default">5.342</w:t>
+            </w:r>
+          </w:p>
+        </w:tc>
+        <w:tc>
+          <w:tcPr>
+            <w:tcBorders>
+              <w:top w:val="single" w:space="0" w:color="D3D3D3"/>
+              <w:bottom w:val="single" w:space="0" w:color="D3D3D3"/>
+              <w:start w:val="single" w:space="0" w:color="D3D3D3"/>
+              <w:end w:val="single" w:space="0" w:color="D3D3D3"/>
+            </w:tcBorders>
+          </w:tcPr>
+          <w:p>
+            <w:pPr>
+              <w:spacing w:before="0" w:after="60"/>
+              <w:keepNext/>
+              <w:jc w:val="end"/>
+            </w:pPr>
+            <w:r>
+              <w:rPr>
+                <w:rFonts w:ascii="Calibri" w:hAnsi="Calibri"/>
+                <w:sz w:val="20"/>
+              </w:rPr>
+              <w:t xml:space="default">0.045</w:t>
             </w:r>
           </w:p>
         </w:tc>
@@ -3585,79 +3585,79 @@
                 <w:rFonts w:ascii="Calibri" w:hAnsi="Calibri"/>
                 <w:sz w:val="20"/>
               </w:rPr>
-              <w:t xml:space="default">M_temp</w:t>
-            </w:r>
-          </w:p>
-        </w:tc>
-        <w:tc>
-          <w:tcPr>
-            <w:tcBorders>
-              <w:top w:val="single" w:space="0" w:color="D3D3D3"/>
-              <w:bottom w:val="single" w:space="0" w:color="D3D3D3"/>
-              <w:start w:val="single" w:space="0" w:color="D3D3D3"/>
-              <w:end w:val="single" w:space="0" w:color="D3D3D3"/>
-            </w:tcBorders>
-          </w:tcPr>
-          <w:p>
-            <w:pPr>
-              <w:spacing w:before="0" w:after="60"/>
-              <w:keepNext/>
-              <w:jc w:val="end"/>
-            </w:pPr>
-            <w:r>
-              <w:rPr>
-                <w:rFonts w:ascii="Calibri" w:hAnsi="Calibri"/>
-                <w:sz w:val="20"/>
-              </w:rPr>
-              <w:t xml:space="default">-5.868</w:t>
-            </w:r>
-          </w:p>
-        </w:tc>
-        <w:tc>
-          <w:tcPr>
-            <w:tcBorders>
-              <w:top w:val="single" w:space="0" w:color="D3D3D3"/>
-              <w:bottom w:val="single" w:space="0" w:color="D3D3D3"/>
-              <w:start w:val="single" w:space="0" w:color="D3D3D3"/>
-              <w:end w:val="single" w:space="0" w:color="D3D3D3"/>
-            </w:tcBorders>
-          </w:tcPr>
-          <w:p>
-            <w:pPr>
-              <w:spacing w:before="0" w:after="60"/>
-              <w:keepNext/>
-              <w:jc w:val="end"/>
-            </w:pPr>
-            <w:r>
-              <w:rPr>
-                <w:rFonts w:ascii="Calibri" w:hAnsi="Calibri"/>
-                <w:sz w:val="20"/>
-              </w:rPr>
-              <w:t xml:space="default">1.581</w:t>
-            </w:r>
-          </w:p>
-        </w:tc>
-        <w:tc>
-          <w:tcPr>
-            <w:tcBorders>
-              <w:top w:val="single" w:space="0" w:color="D3D3D3"/>
-              <w:bottom w:val="single" w:space="0" w:color="D3D3D3"/>
-              <w:start w:val="single" w:space="0" w:color="D3D3D3"/>
-              <w:end w:val="single" w:space="0" w:color="D3D3D3"/>
-            </w:tcBorders>
-          </w:tcPr>
-          <w:p>
-            <w:pPr>
-              <w:spacing w:before="0" w:after="60"/>
-              <w:keepNext/>
-              <w:jc w:val="end"/>
-            </w:pPr>
-            <w:r>
-              <w:rPr>
-                <w:rFonts w:ascii="Calibri" w:hAnsi="Calibri"/>
-                <w:sz w:val="20"/>
-              </w:rPr>
-              <w:t xml:space="default">0.097</w:t>
+              <w:t xml:space="default">M_hur</w:t>
+            </w:r>
+          </w:p>
+        </w:tc>
+        <w:tc>
+          <w:tcPr>
+            <w:tcBorders>
+              <w:top w:val="single" w:space="0" w:color="D3D3D3"/>
+              <w:bottom w:val="single" w:space="0" w:color="D3D3D3"/>
+              <w:start w:val="single" w:space="0" w:color="D3D3D3"/>
+              <w:end w:val="single" w:space="0" w:color="D3D3D3"/>
+            </w:tcBorders>
+          </w:tcPr>
+          <w:p>
+            <w:pPr>
+              <w:spacing w:before="0" w:after="60"/>
+              <w:keepNext/>
+              <w:jc w:val="end"/>
+            </w:pPr>
+            <w:r>
+              <w:rPr>
+                <w:rFonts w:ascii="Calibri" w:hAnsi="Calibri"/>
+                <w:sz w:val="20"/>
+              </w:rPr>
+              <w:t xml:space="default">-3.541</w:t>
+            </w:r>
+          </w:p>
+        </w:tc>
+        <w:tc>
+          <w:tcPr>
+            <w:tcBorders>
+              <w:top w:val="single" w:space="0" w:color="D3D3D3"/>
+              <w:bottom w:val="single" w:space="0" w:color="D3D3D3"/>
+              <w:start w:val="single" w:space="0" w:color="D3D3D3"/>
+              <w:end w:val="single" w:space="0" w:color="D3D3D3"/>
+            </w:tcBorders>
+          </w:tcPr>
+          <w:p>
+            <w:pPr>
+              <w:spacing w:before="0" w:after="60"/>
+              <w:keepNext/>
+              <w:jc w:val="end"/>
+            </w:pPr>
+            <w:r>
+              <w:rPr>
+                <w:rFonts w:ascii="Calibri" w:hAnsi="Calibri"/>
+                <w:sz w:val="20"/>
+              </w:rPr>
+              <w:t xml:space="default">5.391</w:t>
+            </w:r>
+          </w:p>
+        </w:tc>
+        <w:tc>
+          <w:tcPr>
+            <w:tcBorders>
+              <w:top w:val="single" w:space="0" w:color="D3D3D3"/>
+              <w:bottom w:val="single" w:space="0" w:color="D3D3D3"/>
+              <w:start w:val="single" w:space="0" w:color="D3D3D3"/>
+              <w:end w:val="single" w:space="0" w:color="D3D3D3"/>
+            </w:tcBorders>
+          </w:tcPr>
+          <w:p>
+            <w:pPr>
+              <w:spacing w:before="0" w:after="60"/>
+              <w:keepNext/>
+              <w:jc w:val="end"/>
+            </w:pPr>
+            <w:r>
+              <w:rPr>
+                <w:rFonts w:ascii="Calibri" w:hAnsi="Calibri"/>
+                <w:sz w:val="20"/>
+              </w:rPr>
+              <w:t xml:space="default">0.044</w:t>
             </w:r>
           </w:p>
         </w:tc>
@@ -3734,55 +3734,55 @@
                 <w:rFonts w:ascii="Calibri" w:hAnsi="Calibri"/>
                 <w:sz w:val="20"/>
               </w:rPr>
-              <w:t xml:space="default">-4.929</w:t>
-            </w:r>
-          </w:p>
-        </w:tc>
-        <w:tc>
-          <w:tcPr>
-            <w:tcBorders>
-              <w:top w:val="single" w:space="0" w:color="D3D3D3"/>
-              <w:bottom w:val="single" w:space="0" w:color="D3D3D3"/>
-              <w:start w:val="single" w:space="0" w:color="D3D3D3"/>
-              <w:end w:val="single" w:space="0" w:color="D3D3D3"/>
-            </w:tcBorders>
-          </w:tcPr>
-          <w:p>
-            <w:pPr>
-              <w:spacing w:before="0" w:after="60"/>
-              <w:keepNext/>
-              <w:jc w:val="end"/>
-            </w:pPr>
-            <w:r>
-              <w:rPr>
-                <w:rFonts w:ascii="Calibri" w:hAnsi="Calibri"/>
-                <w:sz w:val="20"/>
-              </w:rPr>
-              <w:t xml:space="default">2.520</w:t>
-            </w:r>
-          </w:p>
-        </w:tc>
-        <w:tc>
-          <w:tcPr>
-            <w:tcBorders>
-              <w:top w:val="single" w:space="0" w:color="D3D3D3"/>
-              <w:bottom w:val="single" w:space="0" w:color="D3D3D3"/>
-              <w:start w:val="single" w:space="0" w:color="D3D3D3"/>
-              <w:end w:val="single" w:space="0" w:color="D3D3D3"/>
-            </w:tcBorders>
-          </w:tcPr>
-          <w:p>
-            <w:pPr>
-              <w:spacing w:before="0" w:after="60"/>
-              <w:keepNext/>
-              <w:jc w:val="end"/>
-            </w:pPr>
-            <w:r>
-              <w:rPr>
-                <w:rFonts w:ascii="Calibri" w:hAnsi="Calibri"/>
-                <w:sz w:val="20"/>
-              </w:rPr>
-              <w:t xml:space="default">0.061</w:t>
+              <w:t xml:space="default">-1.542</w:t>
+            </w:r>
+          </w:p>
+        </w:tc>
+        <w:tc>
+          <w:tcPr>
+            <w:tcBorders>
+              <w:top w:val="single" w:space="0" w:color="D3D3D3"/>
+              <w:bottom w:val="single" w:space="0" w:color="D3D3D3"/>
+              <w:start w:val="single" w:space="0" w:color="D3D3D3"/>
+              <w:end w:val="single" w:space="0" w:color="D3D3D3"/>
+            </w:tcBorders>
+          </w:tcPr>
+          <w:p>
+            <w:pPr>
+              <w:spacing w:before="0" w:after="60"/>
+              <w:keepNext/>
+              <w:jc w:val="end"/>
+            </w:pPr>
+            <w:r>
+              <w:rPr>
+                <w:rFonts w:ascii="Calibri" w:hAnsi="Calibri"/>
+                <w:sz w:val="20"/>
+              </w:rPr>
+              <w:t xml:space="default">7.389</w:t>
+            </w:r>
+          </w:p>
+        </w:tc>
+        <w:tc>
+          <w:tcPr>
+            <w:tcBorders>
+              <w:top w:val="single" w:space="0" w:color="D3D3D3"/>
+              <w:bottom w:val="single" w:space="0" w:color="D3D3D3"/>
+              <w:start w:val="single" w:space="0" w:color="D3D3D3"/>
+              <w:end w:val="single" w:space="0" w:color="D3D3D3"/>
+            </w:tcBorders>
+          </w:tcPr>
+          <w:p>
+            <w:pPr>
+              <w:spacing w:before="0" w:after="60"/>
+              <w:keepNext/>
+              <w:jc w:val="end"/>
+            </w:pPr>
+            <w:r>
+              <w:rPr>
+                <w:rFonts w:ascii="Calibri" w:hAnsi="Calibri"/>
+                <w:sz w:val="20"/>
+              </w:rPr>
+              <w:t xml:space="default">0.016</w:t>
             </w:r>
           </w:p>
         </w:tc>
@@ -3867,31 +3867,31 @@
                 <w:rFonts w:ascii="Calibri" w:hAnsi="Calibri"/>
                 <w:sz w:val="20"/>
               </w:rPr>
-              <w:t xml:space="default">M_the</w:t>
-            </w:r>
-          </w:p>
-        </w:tc>
-        <w:tc>
-          <w:tcPr>
-            <w:tcBorders>
-              <w:top w:val="single" w:space="0" w:color="D3D3D3"/>
-              <w:bottom w:val="single" w:space="0" w:color="D3D3D3"/>
-              <w:start w:val="single" w:space="0" w:color="D3D3D3"/>
-              <w:end w:val="single" w:space="0" w:color="D3D3D3"/>
-            </w:tcBorders>
-          </w:tcPr>
-          <w:p>
-            <w:pPr>
-              <w:spacing w:before="0" w:after="60"/>
-              <w:keepNext/>
-              <w:jc w:val="end"/>
-            </w:pPr>
-            <w:r>
-              <w:rPr>
-                <w:rFonts w:ascii="Calibri" w:hAnsi="Calibri"/>
-                <w:sz w:val="20"/>
-              </w:rPr>
-              <w:t xml:space="default">-25.718</w:t>
+              <w:t xml:space="default">M_hav</w:t>
+            </w:r>
+          </w:p>
+        </w:tc>
+        <w:tc>
+          <w:tcPr>
+            <w:tcBorders>
+              <w:top w:val="single" w:space="0" w:color="D3D3D3"/>
+              <w:bottom w:val="single" w:space="0" w:color="D3D3D3"/>
+              <w:start w:val="single" w:space="0" w:color="D3D3D3"/>
+              <w:end w:val="single" w:space="0" w:color="D3D3D3"/>
+            </w:tcBorders>
+          </w:tcPr>
+          <w:p>
+            <w:pPr>
+              <w:spacing w:before="0" w:after="60"/>
+              <w:keepNext/>
+              <w:jc w:val="end"/>
+            </w:pPr>
+            <w:r>
+              <w:rPr>
+                <w:rFonts w:ascii="Calibri" w:hAnsi="Calibri"/>
+                <w:sz w:val="20"/>
+              </w:rPr>
+              <w:t xml:space="default">-66.595</w:t>
             </w:r>
           </w:p>
         </w:tc>
@@ -3939,7 +3939,7 @@
                 <w:rFonts w:ascii="Calibri" w:hAnsi="Calibri"/>
                 <w:sz w:val="20"/>
               </w:rPr>
-              <w:t xml:space="default">0.681</w:t>
+              <w:t xml:space="default">0.941</w:t>
             </w:r>
           </w:p>
         </w:tc>
@@ -3992,79 +3992,79 @@
                 <w:rFonts w:ascii="Calibri" w:hAnsi="Calibri"/>
                 <w:sz w:val="20"/>
               </w:rPr>
-              <w:t xml:space="default">M_hav</w:t>
-            </w:r>
-          </w:p>
-        </w:tc>
-        <w:tc>
-          <w:tcPr>
-            <w:tcBorders>
-              <w:top w:val="single" w:space="0" w:color="D3D3D3"/>
-              <w:bottom w:val="single" w:space="0" w:color="D3D3D3"/>
-              <w:start w:val="single" w:space="0" w:color="D3D3D3"/>
-              <w:end w:val="single" w:space="0" w:color="D3D3D3"/>
-            </w:tcBorders>
-          </w:tcPr>
-          <w:p>
-            <w:pPr>
-              <w:spacing w:before="0" w:after="60"/>
-              <w:keepNext/>
-              <w:jc w:val="end"/>
-            </w:pPr>
-            <w:r>
-              <w:rPr>
-                <w:rFonts w:ascii="Calibri" w:hAnsi="Calibri"/>
-                <w:sz w:val="20"/>
-              </w:rPr>
-              <w:t xml:space="default">-23.023</w:t>
-            </w:r>
-          </w:p>
-        </w:tc>
-        <w:tc>
-          <w:tcPr>
-            <w:tcBorders>
-              <w:top w:val="single" w:space="0" w:color="D3D3D3"/>
-              <w:bottom w:val="single" w:space="0" w:color="D3D3D3"/>
-              <w:start w:val="single" w:space="0" w:color="D3D3D3"/>
-              <w:end w:val="single" w:space="0" w:color="D3D3D3"/>
-            </w:tcBorders>
-          </w:tcPr>
-          <w:p>
-            <w:pPr>
-              <w:spacing w:before="0" w:after="60"/>
-              <w:keepNext/>
-              <w:jc w:val="end"/>
-            </w:pPr>
-            <w:r>
-              <w:rPr>
-                <w:rFonts w:ascii="Calibri" w:hAnsi="Calibri"/>
-                <w:sz w:val="20"/>
-              </w:rPr>
-              <w:t xml:space="default">2.695</w:t>
-            </w:r>
-          </w:p>
-        </w:tc>
-        <w:tc>
-          <w:tcPr>
-            <w:tcBorders>
-              <w:top w:val="single" w:space="0" w:color="D3D3D3"/>
-              <w:bottom w:val="single" w:space="0" w:color="D3D3D3"/>
-              <w:start w:val="single" w:space="0" w:color="D3D3D3"/>
-              <w:end w:val="single" w:space="0" w:color="D3D3D3"/>
-            </w:tcBorders>
-          </w:tcPr>
-          <w:p>
-            <w:pPr>
-              <w:spacing w:before="0" w:after="60"/>
-              <w:keepNext/>
-              <w:jc w:val="end"/>
-            </w:pPr>
-            <w:r>
-              <w:rPr>
-                <w:rFonts w:ascii="Calibri" w:hAnsi="Calibri"/>
-                <w:sz w:val="20"/>
-              </w:rPr>
-              <w:t xml:space="default">0.177</w:t>
+              <w:t xml:space="default">M_hf</w:t>
+            </w:r>
+          </w:p>
+        </w:tc>
+        <w:tc>
+          <w:tcPr>
+            <w:tcBorders>
+              <w:top w:val="single" w:space="0" w:color="D3D3D3"/>
+              <w:bottom w:val="single" w:space="0" w:color="D3D3D3"/>
+              <w:start w:val="single" w:space="0" w:color="D3D3D3"/>
+              <w:end w:val="single" w:space="0" w:color="D3D3D3"/>
+            </w:tcBorders>
+          </w:tcPr>
+          <w:p>
+            <w:pPr>
+              <w:spacing w:before="0" w:after="60"/>
+              <w:keepNext/>
+              <w:jc w:val="end"/>
+            </w:pPr>
+            <w:r>
+              <w:rPr>
+                <w:rFonts w:ascii="Calibri" w:hAnsi="Calibri"/>
+                <w:sz w:val="20"/>
+              </w:rPr>
+              <w:t xml:space="default">-60.411</w:t>
+            </w:r>
+          </w:p>
+        </w:tc>
+        <w:tc>
+          <w:tcPr>
+            <w:tcBorders>
+              <w:top w:val="single" w:space="0" w:color="D3D3D3"/>
+              <w:bottom w:val="single" w:space="0" w:color="D3D3D3"/>
+              <w:start w:val="single" w:space="0" w:color="D3D3D3"/>
+              <w:end w:val="single" w:space="0" w:color="D3D3D3"/>
+            </w:tcBorders>
+          </w:tcPr>
+          <w:p>
+            <w:pPr>
+              <w:spacing w:before="0" w:after="60"/>
+              <w:keepNext/>
+              <w:jc w:val="end"/>
+            </w:pPr>
+            <w:r>
+              <w:rPr>
+                <w:rFonts w:ascii="Calibri" w:hAnsi="Calibri"/>
+                <w:sz w:val="20"/>
+              </w:rPr>
+              <w:t xml:space="default">6.184</w:t>
+            </w:r>
+          </w:p>
+        </w:tc>
+        <w:tc>
+          <w:tcPr>
+            <w:tcBorders>
+              <w:top w:val="single" w:space="0" w:color="D3D3D3"/>
+              <w:bottom w:val="single" w:space="0" w:color="D3D3D3"/>
+              <w:start w:val="single" w:space="0" w:color="D3D3D3"/>
+              <w:end w:val="single" w:space="0" w:color="D3D3D3"/>
+            </w:tcBorders>
+          </w:tcPr>
+          <w:p>
+            <w:pPr>
+              <w:spacing w:before="0" w:after="60"/>
+              <w:keepNext/>
+              <w:jc w:val="end"/>
+            </w:pPr>
+            <w:r>
+              <w:rPr>
+                <w:rFonts w:ascii="Calibri" w:hAnsi="Calibri"/>
+                <w:sz w:val="20"/>
+              </w:rPr>
+              <w:t xml:space="default">0.043</w:t>
             </w:r>
           </w:p>
         </w:tc>
@@ -4117,79 +4117,79 @@
                 <w:rFonts w:ascii="Calibri" w:hAnsi="Calibri"/>
                 <w:sz w:val="20"/>
               </w:rPr>
-              <w:t xml:space="default">M_temp</w:t>
-            </w:r>
-          </w:p>
-        </w:tc>
-        <w:tc>
-          <w:tcPr>
-            <w:tcBorders>
-              <w:top w:val="single" w:space="0" w:color="D3D3D3"/>
-              <w:bottom w:val="single" w:space="0" w:color="D3D3D3"/>
-              <w:start w:val="single" w:space="0" w:color="D3D3D3"/>
-              <w:end w:val="single" w:space="0" w:color="D3D3D3"/>
-            </w:tcBorders>
-          </w:tcPr>
-          <w:p>
-            <w:pPr>
-              <w:spacing w:before="0" w:after="60"/>
-              <w:keepNext/>
-              <w:jc w:val="end"/>
-            </w:pPr>
-            <w:r>
-              <w:rPr>
-                <w:rFonts w:ascii="Calibri" w:hAnsi="Calibri"/>
-                <w:sz w:val="20"/>
-              </w:rPr>
-              <w:t xml:space="default">-21.640</w:t>
-            </w:r>
-          </w:p>
-        </w:tc>
-        <w:tc>
-          <w:tcPr>
-            <w:tcBorders>
-              <w:top w:val="single" w:space="0" w:color="D3D3D3"/>
-              <w:bottom w:val="single" w:space="0" w:color="D3D3D3"/>
-              <w:start w:val="single" w:space="0" w:color="D3D3D3"/>
-              <w:end w:val="single" w:space="0" w:color="D3D3D3"/>
-            </w:tcBorders>
-          </w:tcPr>
-          <w:p>
-            <w:pPr>
-              <w:spacing w:before="0" w:after="60"/>
-              <w:keepNext/>
-              <w:jc w:val="end"/>
-            </w:pPr>
-            <w:r>
-              <w:rPr>
-                <w:rFonts w:ascii="Calibri" w:hAnsi="Calibri"/>
-                <w:sz w:val="20"/>
-              </w:rPr>
-              <w:t xml:space="default">4.078</w:t>
-            </w:r>
-          </w:p>
-        </w:tc>
-        <w:tc>
-          <w:tcPr>
-            <w:tcBorders>
-              <w:top w:val="single" w:space="0" w:color="D3D3D3"/>
-              <w:bottom w:val="single" w:space="0" w:color="D3D3D3"/>
-              <w:start w:val="single" w:space="0" w:color="D3D3D3"/>
-              <w:end w:val="single" w:space="0" w:color="D3D3D3"/>
-            </w:tcBorders>
-          </w:tcPr>
-          <w:p>
-            <w:pPr>
-              <w:spacing w:before="0" w:after="60"/>
-              <w:keepNext/>
-              <w:jc w:val="end"/>
-            </w:pPr>
-            <w:r>
-              <w:rPr>
-                <w:rFonts w:ascii="Calibri" w:hAnsi="Calibri"/>
-                <w:sz w:val="20"/>
-              </w:rPr>
-              <w:t xml:space="default">0.089</w:t>
+              <w:t xml:space="default">M_hur</w:t>
+            </w:r>
+          </w:p>
+        </w:tc>
+        <w:tc>
+          <w:tcPr>
+            <w:tcBorders>
+              <w:top w:val="single" w:space="0" w:color="D3D3D3"/>
+              <w:bottom w:val="single" w:space="0" w:color="D3D3D3"/>
+              <w:start w:val="single" w:space="0" w:color="D3D3D3"/>
+              <w:end w:val="single" w:space="0" w:color="D3D3D3"/>
+            </w:tcBorders>
+          </w:tcPr>
+          <w:p>
+            <w:pPr>
+              <w:spacing w:before="0" w:after="60"/>
+              <w:keepNext/>
+              <w:jc w:val="end"/>
+            </w:pPr>
+            <w:r>
+              <w:rPr>
+                <w:rFonts w:ascii="Calibri" w:hAnsi="Calibri"/>
+                <w:sz w:val="20"/>
+              </w:rPr>
+              <w:t xml:space="default">-57.861</w:t>
+            </w:r>
+          </w:p>
+        </w:tc>
+        <w:tc>
+          <w:tcPr>
+            <w:tcBorders>
+              <w:top w:val="single" w:space="0" w:color="D3D3D3"/>
+              <w:bottom w:val="single" w:space="0" w:color="D3D3D3"/>
+              <w:start w:val="single" w:space="0" w:color="D3D3D3"/>
+              <w:end w:val="single" w:space="0" w:color="D3D3D3"/>
+            </w:tcBorders>
+          </w:tcPr>
+          <w:p>
+            <w:pPr>
+              <w:spacing w:before="0" w:after="60"/>
+              <w:keepNext/>
+              <w:jc w:val="end"/>
+            </w:pPr>
+            <w:r>
+              <w:rPr>
+                <w:rFonts w:ascii="Calibri" w:hAnsi="Calibri"/>
+                <w:sz w:val="20"/>
+              </w:rPr>
+              <w:t xml:space="default">8.734</w:t>
+            </w:r>
+          </w:p>
+        </w:tc>
+        <w:tc>
+          <w:tcPr>
+            <w:tcBorders>
+              <w:top w:val="single" w:space="0" w:color="D3D3D3"/>
+              <w:bottom w:val="single" w:space="0" w:color="D3D3D3"/>
+              <w:start w:val="single" w:space="0" w:color="D3D3D3"/>
+              <w:end w:val="single" w:space="0" w:color="D3D3D3"/>
+            </w:tcBorders>
+          </w:tcPr>
+          <w:p>
+            <w:pPr>
+              <w:spacing w:before="0" w:after="60"/>
+              <w:keepNext/>
+              <w:jc w:val="end"/>
+            </w:pPr>
+            <w:r>
+              <w:rPr>
+                <w:rFonts w:ascii="Calibri" w:hAnsi="Calibri"/>
+                <w:sz w:val="20"/>
+              </w:rPr>
+              <w:t xml:space="default">0.012</w:t>
             </w:r>
           </w:p>
         </w:tc>
@@ -4242,79 +4242,79 @@
                 <w:rFonts w:ascii="Calibri" w:hAnsi="Calibri"/>
                 <w:sz w:val="20"/>
               </w:rPr>
-              <w:t xml:space="default">M_hf</w:t>
-            </w:r>
-          </w:p>
-        </w:tc>
-        <w:tc>
-          <w:tcPr>
-            <w:tcBorders>
-              <w:top w:val="single" w:space="0" w:color="D3D3D3"/>
-              <w:bottom w:val="single" w:space="0" w:color="D3D3D3"/>
-              <w:start w:val="single" w:space="0" w:color="D3D3D3"/>
-              <w:end w:val="single" w:space="0" w:color="D3D3D3"/>
-            </w:tcBorders>
-          </w:tcPr>
-          <w:p>
-            <w:pPr>
-              <w:spacing w:before="0" w:after="60"/>
-              <w:keepNext/>
-              <w:jc w:val="end"/>
-            </w:pPr>
-            <w:r>
-              <w:rPr>
-                <w:rFonts w:ascii="Calibri" w:hAnsi="Calibri"/>
-                <w:sz w:val="20"/>
-              </w:rPr>
-              <w:t xml:space="default">-20.353</w:t>
-            </w:r>
-          </w:p>
-        </w:tc>
-        <w:tc>
-          <w:tcPr>
-            <w:tcBorders>
-              <w:top w:val="single" w:space="0" w:color="D3D3D3"/>
-              <w:bottom w:val="single" w:space="0" w:color="D3D3D3"/>
-              <w:start w:val="single" w:space="0" w:color="D3D3D3"/>
-              <w:end w:val="single" w:space="0" w:color="D3D3D3"/>
-            </w:tcBorders>
-          </w:tcPr>
-          <w:p>
-            <w:pPr>
-              <w:spacing w:before="0" w:after="60"/>
-              <w:keepNext/>
-              <w:jc w:val="end"/>
-            </w:pPr>
-            <w:r>
-              <w:rPr>
-                <w:rFonts w:ascii="Calibri" w:hAnsi="Calibri"/>
-                <w:sz w:val="20"/>
-              </w:rPr>
-              <w:t xml:space="default">5.365</w:t>
-            </w:r>
-          </w:p>
-        </w:tc>
-        <w:tc>
-          <w:tcPr>
-            <w:tcBorders>
-              <w:top w:val="single" w:space="0" w:color="D3D3D3"/>
-              <w:bottom w:val="single" w:space="0" w:color="D3D3D3"/>
-              <w:start w:val="single" w:space="0" w:color="D3D3D3"/>
-              <w:end w:val="single" w:space="0" w:color="D3D3D3"/>
-            </w:tcBorders>
-          </w:tcPr>
-          <w:p>
-            <w:pPr>
-              <w:spacing w:before="0" w:after="60"/>
-              <w:keepNext/>
-              <w:jc w:val="end"/>
-            </w:pPr>
-            <w:r>
-              <w:rPr>
-                <w:rFonts w:ascii="Calibri" w:hAnsi="Calibri"/>
-                <w:sz w:val="20"/>
-              </w:rPr>
-              <w:t xml:space="default">0.047</w:t>
+              <w:t xml:space="default">M_the</w:t>
+            </w:r>
+          </w:p>
+        </w:tc>
+        <w:tc>
+          <w:tcPr>
+            <w:tcBorders>
+              <w:top w:val="single" w:space="0" w:color="D3D3D3"/>
+              <w:bottom w:val="single" w:space="0" w:color="D3D3D3"/>
+              <w:start w:val="single" w:space="0" w:color="D3D3D3"/>
+              <w:end w:val="single" w:space="0" w:color="D3D3D3"/>
+            </w:tcBorders>
+          </w:tcPr>
+          <w:p>
+            <w:pPr>
+              <w:spacing w:before="0" w:after="60"/>
+              <w:keepNext/>
+              <w:jc w:val="end"/>
+            </w:pPr>
+            <w:r>
+              <w:rPr>
+                <w:rFonts w:ascii="Calibri" w:hAnsi="Calibri"/>
+                <w:sz w:val="20"/>
+              </w:rPr>
+              <w:t xml:space="default">-55.840</w:t>
+            </w:r>
+          </w:p>
+        </w:tc>
+        <w:tc>
+          <w:tcPr>
+            <w:tcBorders>
+              <w:top w:val="single" w:space="0" w:color="D3D3D3"/>
+              <w:bottom w:val="single" w:space="0" w:color="D3D3D3"/>
+              <w:start w:val="single" w:space="0" w:color="D3D3D3"/>
+              <w:end w:val="single" w:space="0" w:color="D3D3D3"/>
+            </w:tcBorders>
+          </w:tcPr>
+          <w:p>
+            <w:pPr>
+              <w:spacing w:before="0" w:after="60"/>
+              <w:keepNext/>
+              <w:jc w:val="end"/>
+            </w:pPr>
+            <w:r>
+              <w:rPr>
+                <w:rFonts w:ascii="Calibri" w:hAnsi="Calibri"/>
+                <w:sz w:val="20"/>
+              </w:rPr>
+              <w:t xml:space="default">10.755</w:t>
+            </w:r>
+          </w:p>
+        </w:tc>
+        <w:tc>
+          <w:tcPr>
+            <w:tcBorders>
+              <w:top w:val="single" w:space="0" w:color="D3D3D3"/>
+              <w:bottom w:val="single" w:space="0" w:color="D3D3D3"/>
+              <w:start w:val="single" w:space="0" w:color="D3D3D3"/>
+              <w:end w:val="single" w:space="0" w:color="D3D3D3"/>
+            </w:tcBorders>
+          </w:tcPr>
+          <w:p>
+            <w:pPr>
+              <w:spacing w:before="0" w:after="60"/>
+              <w:keepNext/>
+              <w:jc w:val="end"/>
+            </w:pPr>
+            <w:r>
+              <w:rPr>
+                <w:rFonts w:ascii="Calibri" w:hAnsi="Calibri"/>
+                <w:sz w:val="20"/>
+              </w:rPr>
+              <w:t xml:space="default">0.004</w:t>
             </w:r>
           </w:p>
         </w:tc>
@@ -4367,79 +4367,79 @@
                 <w:rFonts w:ascii="Calibri" w:hAnsi="Calibri"/>
                 <w:sz w:val="20"/>
               </w:rPr>
-              <w:t xml:space="default">M_hyd</w:t>
-            </w:r>
-          </w:p>
-        </w:tc>
-        <w:tc>
-          <w:tcPr>
-            <w:tcBorders>
-              <w:top w:val="single" w:space="0" w:color="D3D3D3"/>
-              <w:bottom w:val="single" w:space="0" w:color="D3D3D3"/>
-              <w:start w:val="single" w:space="0" w:color="D3D3D3"/>
-              <w:end w:val="single" w:space="0" w:color="D3D3D3"/>
-            </w:tcBorders>
-          </w:tcPr>
-          <w:p>
-            <w:pPr>
-              <w:spacing w:before="0" w:after="60"/>
-              <w:keepNext/>
-              <w:jc w:val="end"/>
-            </w:pPr>
-            <w:r>
-              <w:rPr>
-                <w:rFonts w:ascii="Calibri" w:hAnsi="Calibri"/>
-                <w:sz w:val="20"/>
-              </w:rPr>
-              <w:t xml:space="default">-15.132</w:t>
-            </w:r>
-          </w:p>
-        </w:tc>
-        <w:tc>
-          <w:tcPr>
-            <w:tcBorders>
-              <w:top w:val="single" w:space="0" w:color="D3D3D3"/>
-              <w:bottom w:val="single" w:space="0" w:color="D3D3D3"/>
-              <w:start w:val="single" w:space="0" w:color="D3D3D3"/>
-              <w:end w:val="single" w:space="0" w:color="D3D3D3"/>
-            </w:tcBorders>
-          </w:tcPr>
-          <w:p>
-            <w:pPr>
-              <w:spacing w:before="0" w:after="60"/>
-              <w:keepNext/>
-              <w:jc w:val="end"/>
-            </w:pPr>
-            <w:r>
-              <w:rPr>
-                <w:rFonts w:ascii="Calibri" w:hAnsi="Calibri"/>
-                <w:sz w:val="20"/>
-              </w:rPr>
-              <w:t xml:space="default">10.586</w:t>
-            </w:r>
-          </w:p>
-        </w:tc>
-        <w:tc>
-          <w:tcPr>
-            <w:tcBorders>
-              <w:top w:val="single" w:space="0" w:color="D3D3D3"/>
-              <w:bottom w:val="single" w:space="0" w:color="D3D3D3"/>
-              <w:start w:val="single" w:space="0" w:color="D3D3D3"/>
-              <w:end w:val="single" w:space="0" w:color="D3D3D3"/>
-            </w:tcBorders>
-          </w:tcPr>
-          <w:p>
-            <w:pPr>
-              <w:spacing w:before="0" w:after="60"/>
-              <w:keepNext/>
-              <w:jc w:val="end"/>
-            </w:pPr>
-            <w:r>
-              <w:rPr>
-                <w:rFonts w:ascii="Calibri" w:hAnsi="Calibri"/>
-                <w:sz w:val="20"/>
-              </w:rPr>
-              <w:t xml:space="default">0.003</w:t>
+              <w:t xml:space="default">M_temp</w:t>
+            </w:r>
+          </w:p>
+        </w:tc>
+        <w:tc>
+          <w:tcPr>
+            <w:tcBorders>
+              <w:top w:val="single" w:space="0" w:color="D3D3D3"/>
+              <w:bottom w:val="single" w:space="0" w:color="D3D3D3"/>
+              <w:start w:val="single" w:space="0" w:color="D3D3D3"/>
+              <w:end w:val="single" w:space="0" w:color="D3D3D3"/>
+            </w:tcBorders>
+          </w:tcPr>
+          <w:p>
+            <w:pPr>
+              <w:spacing w:before="0" w:after="60"/>
+              <w:keepNext/>
+              <w:jc w:val="end"/>
+            </w:pPr>
+            <w:r>
+              <w:rPr>
+                <w:rFonts w:ascii="Calibri" w:hAnsi="Calibri"/>
+                <w:sz w:val="20"/>
+              </w:rPr>
+              <w:t xml:space="default">-46.070</w:t>
+            </w:r>
+          </w:p>
+        </w:tc>
+        <w:tc>
+          <w:tcPr>
+            <w:tcBorders>
+              <w:top w:val="single" w:space="0" w:color="D3D3D3"/>
+              <w:bottom w:val="single" w:space="0" w:color="D3D3D3"/>
+              <w:start w:val="single" w:space="0" w:color="D3D3D3"/>
+              <w:end w:val="single" w:space="0" w:color="D3D3D3"/>
+            </w:tcBorders>
+          </w:tcPr>
+          <w:p>
+            <w:pPr>
+              <w:spacing w:before="0" w:after="60"/>
+              <w:keepNext/>
+              <w:jc w:val="end"/>
+            </w:pPr>
+            <w:r>
+              <w:rPr>
+                <w:rFonts w:ascii="Calibri" w:hAnsi="Calibri"/>
+                <w:sz w:val="20"/>
+              </w:rPr>
+              <w:t xml:space="default">20.525</w:t>
+            </w:r>
+          </w:p>
+        </w:tc>
+        <w:tc>
+          <w:tcPr>
+            <w:tcBorders>
+              <w:top w:val="single" w:space="0" w:color="D3D3D3"/>
+              <w:bottom w:val="single" w:space="0" w:color="D3D3D3"/>
+              <w:start w:val="single" w:space="0" w:color="D3D3D3"/>
+              <w:end w:val="single" w:space="0" w:color="D3D3D3"/>
+            </w:tcBorders>
+          </w:tcPr>
+          <w:p>
+            <w:pPr>
+              <w:spacing w:before="0" w:after="60"/>
+              <w:keepNext/>
+              <w:jc w:val="end"/>
+            </w:pPr>
+            <w:r>
+              <w:rPr>
+                <w:rFonts w:ascii="Calibri" w:hAnsi="Calibri"/>
+                <w:sz w:val="20"/>
+              </w:rPr>
+              <w:t xml:space="default">0.000</w:t>
             </w:r>
           </w:p>
         </w:tc>
@@ -4492,79 +4492,79 @@
                 <w:rFonts w:ascii="Calibri" w:hAnsi="Calibri"/>
                 <w:sz w:val="20"/>
               </w:rPr>
-              <w:t xml:space="default">M_hur</w:t>
-            </w:r>
-          </w:p>
-        </w:tc>
-        <w:tc>
-          <w:tcPr>
-            <w:tcBorders>
-              <w:top w:val="single" w:space="0" w:color="D3D3D3"/>
-              <w:bottom w:val="single" w:space="0" w:color="D3D3D3"/>
-              <w:start w:val="single" w:space="0" w:color="D3D3D3"/>
-              <w:end w:val="single" w:space="0" w:color="D3D3D3"/>
-            </w:tcBorders>
-          </w:tcPr>
-          <w:p>
-            <w:pPr>
-              <w:spacing w:before="0" w:after="60"/>
-              <w:keepNext/>
-              <w:jc w:val="end"/>
-            </w:pPr>
-            <w:r>
-              <w:rPr>
-                <w:rFonts w:ascii="Calibri" w:hAnsi="Calibri"/>
-                <w:sz w:val="20"/>
-              </w:rPr>
-              <w:t xml:space="default">-13.879</w:t>
-            </w:r>
-          </w:p>
-        </w:tc>
-        <w:tc>
-          <w:tcPr>
-            <w:tcBorders>
-              <w:top w:val="single" w:space="0" w:color="D3D3D3"/>
-              <w:bottom w:val="single" w:space="0" w:color="D3D3D3"/>
-              <w:start w:val="single" w:space="0" w:color="D3D3D3"/>
-              <w:end w:val="single" w:space="0" w:color="D3D3D3"/>
-            </w:tcBorders>
-          </w:tcPr>
-          <w:p>
-            <w:pPr>
-              <w:spacing w:before="0" w:after="60"/>
-              <w:keepNext/>
-              <w:jc w:val="end"/>
-            </w:pPr>
-            <w:r>
-              <w:rPr>
-                <w:rFonts w:ascii="Calibri" w:hAnsi="Calibri"/>
-                <w:sz w:val="20"/>
-              </w:rPr>
-              <w:t xml:space="default">11.839</w:t>
-            </w:r>
-          </w:p>
-        </w:tc>
-        <w:tc>
-          <w:tcPr>
-            <w:tcBorders>
-              <w:top w:val="single" w:space="0" w:color="D3D3D3"/>
-              <w:bottom w:val="single" w:space="0" w:color="D3D3D3"/>
-              <w:start w:val="single" w:space="0" w:color="D3D3D3"/>
-              <w:end w:val="single" w:space="0" w:color="D3D3D3"/>
-            </w:tcBorders>
-          </w:tcPr>
-          <w:p>
-            <w:pPr>
-              <w:spacing w:before="0" w:after="60"/>
-              <w:keepNext/>
-              <w:jc w:val="end"/>
-            </w:pPr>
-            <w:r>
-              <w:rPr>
-                <w:rFonts w:ascii="Calibri" w:hAnsi="Calibri"/>
-                <w:sz w:val="20"/>
-              </w:rPr>
-              <w:t xml:space="default">0.002</w:t>
+              <w:t xml:space="default">M_dt</w:t>
+            </w:r>
+          </w:p>
+        </w:tc>
+        <w:tc>
+          <w:tcPr>
+            <w:tcBorders>
+              <w:top w:val="single" w:space="0" w:color="D3D3D3"/>
+              <w:bottom w:val="single" w:space="0" w:color="D3D3D3"/>
+              <w:start w:val="single" w:space="0" w:color="D3D3D3"/>
+              <w:end w:val="single" w:space="0" w:color="D3D3D3"/>
+            </w:tcBorders>
+          </w:tcPr>
+          <w:p>
+            <w:pPr>
+              <w:spacing w:before="0" w:after="60"/>
+              <w:keepNext/>
+              <w:jc w:val="end"/>
+            </w:pPr>
+            <w:r>
+              <w:rPr>
+                <w:rFonts w:ascii="Calibri" w:hAnsi="Calibri"/>
+                <w:sz w:val="20"/>
+              </w:rPr>
+              <w:t xml:space="default">-39.346</w:t>
+            </w:r>
+          </w:p>
+        </w:tc>
+        <w:tc>
+          <w:tcPr>
+            <w:tcBorders>
+              <w:top w:val="single" w:space="0" w:color="D3D3D3"/>
+              <w:bottom w:val="single" w:space="0" w:color="D3D3D3"/>
+              <w:start w:val="single" w:space="0" w:color="D3D3D3"/>
+              <w:end w:val="single" w:space="0" w:color="D3D3D3"/>
+            </w:tcBorders>
+          </w:tcPr>
+          <w:p>
+            <w:pPr>
+              <w:spacing w:before="0" w:after="60"/>
+              <w:keepNext/>
+              <w:jc w:val="end"/>
+            </w:pPr>
+            <w:r>
+              <w:rPr>
+                <w:rFonts w:ascii="Calibri" w:hAnsi="Calibri"/>
+                <w:sz w:val="20"/>
+              </w:rPr>
+              <w:t xml:space="default">27.249</w:t>
+            </w:r>
+          </w:p>
+        </w:tc>
+        <w:tc>
+          <w:tcPr>
+            <w:tcBorders>
+              <w:top w:val="single" w:space="0" w:color="D3D3D3"/>
+              <w:bottom w:val="single" w:space="0" w:color="D3D3D3"/>
+              <w:start w:val="single" w:space="0" w:color="D3D3D3"/>
+              <w:end w:val="single" w:space="0" w:color="D3D3D3"/>
+            </w:tcBorders>
+          </w:tcPr>
+          <w:p>
+            <w:pPr>
+              <w:spacing w:before="0" w:after="60"/>
+              <w:keepNext/>
+              <w:jc w:val="end"/>
+            </w:pPr>
+            <w:r>
+              <w:rPr>
+                <w:rFonts w:ascii="Calibri" w:hAnsi="Calibri"/>
+                <w:sz w:val="20"/>
+              </w:rPr>
+              <w:t xml:space="default">0.000</w:t>
             </w:r>
           </w:p>
         </w:tc>
@@ -4617,79 +4617,79 @@
                 <w:rFonts w:ascii="Calibri" w:hAnsi="Calibri"/>
                 <w:sz w:val="20"/>
               </w:rPr>
-              <w:t xml:space="default">M_dt</w:t>
-            </w:r>
-          </w:p>
-        </w:tc>
-        <w:tc>
-          <w:tcPr>
-            <w:tcBorders>
-              <w:top w:val="single" w:space="0" w:color="D3D3D3"/>
-              <w:bottom w:val="single" w:space="0" w:color="D3D3D3"/>
-              <w:start w:val="single" w:space="0" w:color="D3D3D3"/>
-              <w:end w:val="single" w:space="0" w:color="D3D3D3"/>
-            </w:tcBorders>
-          </w:tcPr>
-          <w:p>
-            <w:pPr>
-              <w:spacing w:before="0" w:after="60"/>
-              <w:keepNext/>
-              <w:jc w:val="end"/>
-            </w:pPr>
-            <w:r>
-              <w:rPr>
-                <w:rFonts w:ascii="Calibri" w:hAnsi="Calibri"/>
-                <w:sz w:val="20"/>
-              </w:rPr>
-              <w:t xml:space="default">-12.408</w:t>
-            </w:r>
-          </w:p>
-        </w:tc>
-        <w:tc>
-          <w:tcPr>
-            <w:tcBorders>
-              <w:top w:val="single" w:space="0" w:color="D3D3D3"/>
-              <w:bottom w:val="single" w:space="0" w:color="D3D3D3"/>
-              <w:start w:val="single" w:space="0" w:color="D3D3D3"/>
-              <w:end w:val="single" w:space="0" w:color="D3D3D3"/>
-            </w:tcBorders>
-          </w:tcPr>
-          <w:p>
-            <w:pPr>
-              <w:spacing w:before="0" w:after="60"/>
-              <w:keepNext/>
-              <w:jc w:val="end"/>
-            </w:pPr>
-            <w:r>
-              <w:rPr>
-                <w:rFonts w:ascii="Calibri" w:hAnsi="Calibri"/>
-                <w:sz w:val="20"/>
-              </w:rPr>
-              <w:t xml:space="default">13.309</w:t>
-            </w:r>
-          </w:p>
-        </w:tc>
-        <w:tc>
-          <w:tcPr>
-            <w:tcBorders>
-              <w:top w:val="single" w:space="0" w:color="D3D3D3"/>
-              <w:bottom w:val="single" w:space="0" w:color="D3D3D3"/>
-              <w:start w:val="single" w:space="0" w:color="D3D3D3"/>
-              <w:end w:val="single" w:space="0" w:color="D3D3D3"/>
-            </w:tcBorders>
-          </w:tcPr>
-          <w:p>
-            <w:pPr>
-              <w:spacing w:before="0" w:after="60"/>
-              <w:keepNext/>
-              <w:jc w:val="end"/>
-            </w:pPr>
-            <w:r>
-              <w:rPr>
-                <w:rFonts w:ascii="Calibri" w:hAnsi="Calibri"/>
-                <w:sz w:val="20"/>
-              </w:rPr>
-              <w:t xml:space="default">0.001</w:t>
+              <w:t xml:space="default">M_hyd</w:t>
+            </w:r>
+          </w:p>
+        </w:tc>
+        <w:tc>
+          <w:tcPr>
+            <w:tcBorders>
+              <w:top w:val="single" w:space="0" w:color="D3D3D3"/>
+              <w:bottom w:val="single" w:space="0" w:color="D3D3D3"/>
+              <w:start w:val="single" w:space="0" w:color="D3D3D3"/>
+              <w:end w:val="single" w:space="0" w:color="D3D3D3"/>
+            </w:tcBorders>
+          </w:tcPr>
+          <w:p>
+            <w:pPr>
+              <w:spacing w:before="0" w:after="60"/>
+              <w:keepNext/>
+              <w:jc w:val="end"/>
+            </w:pPr>
+            <w:r>
+              <w:rPr>
+                <w:rFonts w:ascii="Calibri" w:hAnsi="Calibri"/>
+                <w:sz w:val="20"/>
+              </w:rPr>
+              <w:t xml:space="default">-34.359</w:t>
+            </w:r>
+          </w:p>
+        </w:tc>
+        <w:tc>
+          <w:tcPr>
+            <w:tcBorders>
+              <w:top w:val="single" w:space="0" w:color="D3D3D3"/>
+              <w:bottom w:val="single" w:space="0" w:color="D3D3D3"/>
+              <w:start w:val="single" w:space="0" w:color="D3D3D3"/>
+              <w:end w:val="single" w:space="0" w:color="D3D3D3"/>
+            </w:tcBorders>
+          </w:tcPr>
+          <w:p>
+            <w:pPr>
+              <w:spacing w:before="0" w:after="60"/>
+              <w:keepNext/>
+              <w:jc w:val="end"/>
+            </w:pPr>
+            <w:r>
+              <w:rPr>
+                <w:rFonts w:ascii="Calibri" w:hAnsi="Calibri"/>
+                <w:sz w:val="20"/>
+              </w:rPr>
+              <w:t xml:space="default">32.236</w:t>
+            </w:r>
+          </w:p>
+        </w:tc>
+        <w:tc>
+          <w:tcPr>
+            <w:tcBorders>
+              <w:top w:val="single" w:space="0" w:color="D3D3D3"/>
+              <w:bottom w:val="single" w:space="0" w:color="D3D3D3"/>
+              <w:start w:val="single" w:space="0" w:color="D3D3D3"/>
+              <w:end w:val="single" w:space="0" w:color="D3D3D3"/>
+            </w:tcBorders>
+          </w:tcPr>
+          <w:p>
+            <w:pPr>
+              <w:spacing w:before="0" w:after="60"/>
+              <w:keepNext/>
+              <w:jc w:val="end"/>
+            </w:pPr>
+            <w:r>
+              <w:rPr>
+                <w:rFonts w:ascii="Calibri" w:hAnsi="Calibri"/>
+                <w:sz w:val="20"/>
+              </w:rPr>
+              <w:t xml:space="default">0.000</w:t>
             </w:r>
           </w:p>
         </w:tc>
